--- a/DataMosiac_Group6_Report.docx
+++ b/DataMosiac_Group6_Report.docx
@@ -508,7 +508,25 @@
                                         <w:sz w:val="20"/>
                                         <w:szCs w:val="20"/>
                                       </w:rPr>
-                                      <w:t xml:space="preserve">Crypto Currency data mosaic, sourcing data from well known sources. Providing insights and charts to showcase trends </w:t>
+                                      <w:t xml:space="preserve">Crypto Currency data mosaic, sourcing data from </w:t>
+                                    </w:r>
+                                    <w:proofErr w:type="spellStart"/>
+                                    <w:r>
+                                      <w:rPr>
+                                        <w:color w:val="595959" w:themeColor="text1" w:themeTint="A6"/>
+                                        <w:sz w:val="20"/>
+                                        <w:szCs w:val="20"/>
+                                      </w:rPr>
+                                      <w:t>well known</w:t>
+                                    </w:r>
+                                    <w:proofErr w:type="spellEnd"/>
+                                    <w:r>
+                                      <w:rPr>
+                                        <w:color w:val="595959" w:themeColor="text1" w:themeTint="A6"/>
+                                        <w:sz w:val="20"/>
+                                        <w:szCs w:val="20"/>
+                                      </w:rPr>
+                                      <w:t xml:space="preserve"> sources. Providing insights and charts to showcase trends </w:t>
                                     </w:r>
                                   </w:p>
                                 </w:sdtContent>
@@ -587,7 +605,25 @@
                                   <w:sz w:val="20"/>
                                   <w:szCs w:val="20"/>
                                 </w:rPr>
-                                <w:t xml:space="preserve">Crypto Currency data mosaic, sourcing data from well known sources. Providing insights and charts to showcase trends </w:t>
+                                <w:t xml:space="preserve">Crypto Currency data mosaic, sourcing data from </w:t>
+                              </w:r>
+                              <w:proofErr w:type="spellStart"/>
+                              <w:r>
+                                <w:rPr>
+                                  <w:color w:val="595959" w:themeColor="text1" w:themeTint="A6"/>
+                                  <w:sz w:val="20"/>
+                                  <w:szCs w:val="20"/>
+                                </w:rPr>
+                                <w:t>well known</w:t>
+                              </w:r>
+                              <w:proofErr w:type="spellEnd"/>
+                              <w:r>
+                                <w:rPr>
+                                  <w:color w:val="595959" w:themeColor="text1" w:themeTint="A6"/>
+                                  <w:sz w:val="20"/>
+                                  <w:szCs w:val="20"/>
+                                </w:rPr>
+                                <w:t xml:space="preserve"> sources. Providing insights and charts to showcase trends </w:t>
                               </w:r>
                             </w:p>
                           </w:sdtContent>
@@ -2597,15 +2633,7 @@
           <w:szCs w:val="22"/>
           <w:lang w:val="en-PK"/>
         </w:rPr>
-        <w:t>it</w:t>
-      </w:r>
-      <w:r>
-        <w:rPr>
-          <w:sz w:val="22"/>
-          <w:szCs w:val="22"/>
-          <w:lang w:val="en-PK"/>
-        </w:rPr>
-        <w:t xml:space="preserve"> is currently a hot discussion area in both technology and finance.</w:t>
+        <w:t>it is currently a hot discussion area in both technology and finance.</w:t>
       </w:r>
       <w:r>
         <w:rPr>
@@ -2637,39 +2665,7 @@
           <w:szCs w:val="22"/>
           <w:lang w:val="en-PK"/>
         </w:rPr>
-        <w:t xml:space="preserve"> making it accessible for analysis and </w:t>
-      </w:r>
-      <w:r>
-        <w:rPr>
-          <w:sz w:val="22"/>
-          <w:szCs w:val="22"/>
-          <w:lang w:val="en-PK"/>
-        </w:rPr>
-        <w:t>modelling</w:t>
-      </w:r>
-      <w:r>
-        <w:rPr>
-          <w:sz w:val="22"/>
-          <w:szCs w:val="22"/>
-          <w:lang w:val="en-PK"/>
-        </w:rPr>
-        <w:t>.</w:t>
-      </w:r>
-      <w:r>
-        <w:rPr>
-          <w:sz w:val="22"/>
-          <w:szCs w:val="22"/>
-          <w:lang w:val="en-PK"/>
-        </w:rPr>
-        <w:t xml:space="preserve"> </w:t>
-      </w:r>
-      <w:r>
-        <w:rPr>
-          <w:sz w:val="22"/>
-          <w:szCs w:val="22"/>
-          <w:lang w:val="en-PK"/>
-        </w:rPr>
-        <w:t>Machine learning models can be used to predict trends and help in investment decision-making.</w:t>
+        <w:t xml:space="preserve"> making it accessible for analysis and modelling. Machine learning models can be used to predict trends and help in investment decision-making.</w:t>
       </w:r>
     </w:p>
     <w:p>
@@ -2697,7 +2693,25 @@
           <w:szCs w:val="22"/>
           <w:lang w:val="en-PK"/>
         </w:rPr>
-        <w:t>: We anticipated to find metrics like:</w:t>
+        <w:t xml:space="preserve">: </w:t>
+      </w:r>
+    </w:p>
+    <w:p>
+      <w:pPr>
+        <w:jc w:val="both"/>
+        <w:rPr>
+          <w:sz w:val="22"/>
+          <w:szCs w:val="22"/>
+          <w:lang w:val="en-PK"/>
+        </w:rPr>
+      </w:pPr>
+      <w:r>
+        <w:rPr>
+          <w:sz w:val="22"/>
+          <w:szCs w:val="22"/>
+          <w:lang w:val="en-PK"/>
+        </w:rPr>
+        <w:t>We anticipated to find metrics like:</w:t>
       </w:r>
     </w:p>
     <w:p>
@@ -2872,7 +2886,6 @@
         <w:t xml:space="preserve"> via google trends</w:t>
       </w:r>
     </w:p>
-    <w:p/>
     <w:p>
       <w:pPr>
         <w:pStyle w:val="Heading1"/>
@@ -2907,8 +2920,6 @@
       </w:r>
       <w:r>
         <w:rPr>
-          <w:b/>
-          <w:bCs/>
           <w:sz w:val="22"/>
           <w:szCs w:val="22"/>
           <w:lang w:val="en-PK"/>
@@ -3006,7 +3017,25 @@
           <w:szCs w:val="22"/>
           <w:lang w:val="en-PK"/>
         </w:rPr>
-        <w:t>: Used the praw Python library to handle data extraction.</w:t>
+        <w:t xml:space="preserve">: Used the </w:t>
+      </w:r>
+      <w:proofErr w:type="spellStart"/>
+      <w:r>
+        <w:rPr>
+          <w:sz w:val="22"/>
+          <w:szCs w:val="22"/>
+          <w:lang w:val="en-PK"/>
+        </w:rPr>
+        <w:t>praw</w:t>
+      </w:r>
+      <w:proofErr w:type="spellEnd"/>
+      <w:r>
+        <w:rPr>
+          <w:sz w:val="22"/>
+          <w:szCs w:val="22"/>
+          <w:lang w:val="en-PK"/>
+        </w:rPr>
+        <w:t xml:space="preserve"> Python library to handle data extraction.</w:t>
       </w:r>
     </w:p>
     <w:p>
@@ -3134,29 +3163,7 @@
             <w:szCs w:val="22"/>
             <w:lang w:val="en-PK"/>
           </w:rPr>
-          <w:t>Datas</w:t>
-        </w:r>
-        <w:r>
-          <w:rPr>
-            <w:rStyle w:val="Hyperlink"/>
-            <w:i/>
-            <w:iCs/>
-            <w:sz w:val="22"/>
-            <w:szCs w:val="22"/>
-            <w:lang w:val="en-PK"/>
-          </w:rPr>
-          <w:t>e</w:t>
-        </w:r>
-        <w:r>
-          <w:rPr>
-            <w:rStyle w:val="Hyperlink"/>
-            <w:i/>
-            <w:iCs/>
-            <w:sz w:val="22"/>
-            <w:szCs w:val="22"/>
-            <w:lang w:val="en-PK"/>
-          </w:rPr>
-          <w:t>t 1</w:t>
+          <w:t>Dataset 1</w:t>
         </w:r>
       </w:hyperlink>
     </w:p>
@@ -3222,8 +3229,18 @@
           <w:szCs w:val="22"/>
           <w:lang w:val="en-PK"/>
         </w:rPr>
-        <w:t>, furthermore, we wrote a script to automate processing of dataset 2 source from kaggle</w:t>
-      </w:r>
+        <w:t xml:space="preserve">, furthermore, we wrote a script to automate processing of dataset 2 source from </w:t>
+      </w:r>
+      <w:proofErr w:type="spellStart"/>
+      <w:r>
+        <w:rPr>
+          <w:sz w:val="22"/>
+          <w:szCs w:val="22"/>
+          <w:lang w:val="en-PK"/>
+        </w:rPr>
+        <w:t>kaggle</w:t>
+      </w:r>
+      <w:proofErr w:type="spellEnd"/>
       <w:r>
         <w:rPr>
           <w:sz w:val="22"/>
@@ -3231,6 +3248,29 @@
           <w:lang w:val="en-PK"/>
         </w:rPr>
         <w:t>.</w:t>
+      </w:r>
+    </w:p>
+    <w:p>
+      <w:pPr>
+        <w:numPr>
+          <w:ilvl w:val="0"/>
+          <w:numId w:val="9"/>
+        </w:numPr>
+        <w:rPr>
+          <w:sz w:val="22"/>
+          <w:szCs w:val="22"/>
+          <w:lang w:val="en-PK"/>
+        </w:rPr>
+      </w:pPr>
+      <w:r>
+        <w:rPr>
+          <w:b/>
+          <w:bCs/>
+          <w:sz w:val="22"/>
+          <w:szCs w:val="22"/>
+          <w:lang w:val="en-PK"/>
+        </w:rPr>
+        <w:t>Yahoo API</w:t>
       </w:r>
     </w:p>
     <w:p>
@@ -3253,15 +3293,47 @@
           <w:szCs w:val="22"/>
           <w:lang w:val="en-PK"/>
         </w:rPr>
-        <w:t>Challenges</w:t>
-      </w:r>
-      <w:r>
-        <w:rPr>
-          <w:sz w:val="22"/>
-          <w:szCs w:val="22"/>
-          <w:lang w:val="en-PK"/>
-        </w:rPr>
-        <w:t xml:space="preserve">: </w:t>
+        <w:lastRenderedPageBreak/>
+        <w:t>Tickers</w:t>
+      </w:r>
+      <w:r>
+        <w:rPr>
+          <w:sz w:val="22"/>
+          <w:szCs w:val="22"/>
+          <w:lang w:val="en-PK"/>
+        </w:rPr>
+        <w:t>: BTC-USD, ETH-USD, DOGE-USD, SOL-USD, BNB-USD.</w:t>
+      </w:r>
+    </w:p>
+    <w:p>
+      <w:pPr>
+        <w:numPr>
+          <w:ilvl w:val="1"/>
+          <w:numId w:val="9"/>
+        </w:numPr>
+        <w:rPr>
+          <w:sz w:val="22"/>
+          <w:szCs w:val="22"/>
+          <w:lang w:val="en-PK"/>
+        </w:rPr>
+      </w:pPr>
+      <w:r>
+        <w:rPr>
+          <w:b/>
+          <w:bCs/>
+          <w:sz w:val="22"/>
+          <w:szCs w:val="22"/>
+          <w:lang w:val="en-PK"/>
+        </w:rPr>
+        <w:t>Timeframe</w:t>
+      </w:r>
+      <w:r>
+        <w:rPr>
+          <w:sz w:val="22"/>
+          <w:szCs w:val="22"/>
+          <w:lang w:val="en-PK"/>
+        </w:rPr>
+        <w:t xml:space="preserve">: Gathered </w:t>
       </w:r>
       <w:r>
         <w:rPr>
@@ -3271,504 +3343,498 @@
           <w:szCs w:val="22"/>
           <w:lang w:val="en-PK"/>
         </w:rPr>
-        <w:t>[</w:t>
-      </w:r>
+        <w:t>2 years of historical data</w:t>
+      </w:r>
+      <w:r>
+        <w:rPr>
+          <w:sz w:val="22"/>
+          <w:szCs w:val="22"/>
+          <w:lang w:val="en-PK"/>
+        </w:rPr>
+        <w:t xml:space="preserve"> (daily prices, volumes, etc.).</w:t>
+      </w:r>
+    </w:p>
+    <w:p>
+      <w:pPr>
+        <w:numPr>
+          <w:ilvl w:val="1"/>
+          <w:numId w:val="9"/>
+        </w:numPr>
+        <w:rPr>
+          <w:sz w:val="22"/>
+          <w:szCs w:val="22"/>
+          <w:lang w:val="en-PK"/>
+        </w:rPr>
+      </w:pPr>
+      <w:r>
+        <w:rPr>
+          <w:b/>
+          <w:bCs/>
+          <w:sz w:val="22"/>
+          <w:szCs w:val="22"/>
+          <w:lang w:val="en-PK"/>
+        </w:rPr>
+        <w:t>Process</w:t>
+      </w:r>
+      <w:r>
+        <w:rPr>
+          <w:sz w:val="22"/>
+          <w:szCs w:val="22"/>
+          <w:lang w:val="en-PK"/>
+        </w:rPr>
+        <w:t xml:space="preserve">: Used Python’s data fetching libraries (e.g., </w:t>
+      </w:r>
+      <w:proofErr w:type="spellStart"/>
+      <w:r>
+        <w:rPr>
+          <w:sz w:val="22"/>
+          <w:szCs w:val="22"/>
+          <w:lang w:val="en-PK"/>
+        </w:rPr>
+        <w:t>yfinance</w:t>
+      </w:r>
+      <w:proofErr w:type="spellEnd"/>
+      <w:r>
+        <w:rPr>
+          <w:sz w:val="22"/>
+          <w:szCs w:val="22"/>
+          <w:lang w:val="en-PK"/>
+        </w:rPr>
+        <w:t xml:space="preserve">) to download and then </w:t>
+      </w:r>
+      <w:proofErr w:type="spellStart"/>
+      <w:r>
+        <w:rPr>
+          <w:sz w:val="22"/>
+          <w:szCs w:val="22"/>
+          <w:lang w:val="en-PK"/>
+        </w:rPr>
+        <w:t>analyze</w:t>
+      </w:r>
+      <w:proofErr w:type="spellEnd"/>
+      <w:r>
+        <w:rPr>
+          <w:sz w:val="22"/>
+          <w:szCs w:val="22"/>
+          <w:lang w:val="en-PK"/>
+        </w:rPr>
+        <w:t xml:space="preserve"> with Pandas.</w:t>
+      </w:r>
+    </w:p>
+    <w:p>
+      <w:pPr>
+        <w:numPr>
+          <w:ilvl w:val="0"/>
+          <w:numId w:val="9"/>
+        </w:numPr>
+        <w:rPr>
+          <w:b/>
+          <w:bCs/>
+          <w:sz w:val="22"/>
+          <w:szCs w:val="22"/>
+          <w:lang w:val="en-PK"/>
+        </w:rPr>
+      </w:pPr>
+      <w:r>
+        <w:rPr>
+          <w:b/>
+          <w:bCs/>
+          <w:sz w:val="22"/>
+          <w:szCs w:val="22"/>
+          <w:lang w:val="en-PK"/>
+        </w:rPr>
+        <w:t>Google Trends</w:t>
+      </w:r>
+    </w:p>
+    <w:p>
+      <w:pPr>
+        <w:numPr>
+          <w:ilvl w:val="1"/>
+          <w:numId w:val="9"/>
+        </w:numPr>
+        <w:rPr>
+          <w:b/>
+          <w:bCs/>
+          <w:sz w:val="22"/>
+          <w:szCs w:val="22"/>
+          <w:lang w:val="en-PK"/>
+        </w:rPr>
+      </w:pPr>
+      <w:r>
+        <w:rPr>
+          <w:b/>
+          <w:bCs/>
+          <w:sz w:val="22"/>
+          <w:szCs w:val="22"/>
+        </w:rPr>
+        <w:t xml:space="preserve">Library: </w:t>
+      </w:r>
+      <w:proofErr w:type="spellStart"/>
+      <w:r>
+        <w:rPr>
+          <w:b/>
+          <w:bCs/>
+          <w:sz w:val="22"/>
+          <w:szCs w:val="22"/>
+        </w:rPr>
+        <w:t>p</w:t>
+      </w:r>
+      <w:r>
+        <w:rPr>
+          <w:sz w:val="22"/>
+          <w:szCs w:val="22"/>
+        </w:rPr>
+        <w:t>ytrends</w:t>
+      </w:r>
+      <w:proofErr w:type="spellEnd"/>
+      <w:r>
+        <w:rPr>
+          <w:sz w:val="22"/>
+          <w:szCs w:val="22"/>
+        </w:rPr>
+        <w:t xml:space="preserve"> was used to fetch interest over time data for keywords like “Bitcoin” and “Crypto.”</w:t>
+      </w:r>
+    </w:p>
+    <w:p>
+      <w:pPr>
+        <w:numPr>
+          <w:ilvl w:val="1"/>
+          <w:numId w:val="9"/>
+        </w:numPr>
+        <w:rPr>
+          <w:b/>
+          <w:bCs/>
+          <w:sz w:val="22"/>
+          <w:szCs w:val="22"/>
+          <w:lang w:val="en-PK"/>
+        </w:rPr>
+      </w:pPr>
+      <w:r>
+        <w:rPr>
+          <w:b/>
+          <w:bCs/>
+          <w:sz w:val="22"/>
+          <w:szCs w:val="22"/>
+        </w:rPr>
+        <w:t xml:space="preserve">Timeframes: </w:t>
+      </w:r>
+      <w:r>
+        <w:rPr>
+          <w:sz w:val="22"/>
+          <w:szCs w:val="22"/>
+        </w:rPr>
+        <w:t xml:space="preserve">Divided into monthly segments from </w:t>
+      </w:r>
+      <w:r>
+        <w:rPr>
+          <w:i/>
+          <w:iCs/>
+          <w:sz w:val="22"/>
+          <w:szCs w:val="22"/>
+        </w:rPr>
+        <w:t>[October 2024 to January 2025]</w:t>
+      </w:r>
+      <w:r>
+        <w:rPr>
+          <w:sz w:val="22"/>
+          <w:szCs w:val="22"/>
+        </w:rPr>
+        <w:t xml:space="preserve"> due to rate limit constraints.</w:t>
+      </w:r>
+    </w:p>
+    <w:p>
+      <w:pPr>
+        <w:numPr>
+          <w:ilvl w:val="1"/>
+          <w:numId w:val="9"/>
+        </w:numPr>
+        <w:rPr>
+          <w:b/>
+          <w:bCs/>
+          <w:sz w:val="22"/>
+          <w:szCs w:val="22"/>
+          <w:lang w:val="en-PK"/>
+        </w:rPr>
+      </w:pPr>
+      <w:r>
+        <w:rPr>
+          <w:b/>
+          <w:bCs/>
+          <w:sz w:val="22"/>
+          <w:szCs w:val="22"/>
+        </w:rPr>
+        <w:t>Sample Size:</w:t>
+      </w:r>
+      <w:r>
+        <w:rPr>
+          <w:b/>
+          <w:bCs/>
+          <w:sz w:val="22"/>
+          <w:szCs w:val="22"/>
+          <w:lang w:val="en-PK"/>
+        </w:rPr>
+        <w:t xml:space="preserve"> </w:t>
+      </w:r>
+      <w:r>
+        <w:rPr>
+          <w:sz w:val="22"/>
+          <w:szCs w:val="22"/>
+          <w:lang w:val="en-PK"/>
+        </w:rPr>
+        <w:t>Due</w:t>
+      </w:r>
+      <w:r>
+        <w:rPr>
+          <w:sz w:val="22"/>
+          <w:szCs w:val="22"/>
+          <w:lang w:val="en-PK"/>
+        </w:rPr>
+        <w:t xml:space="preserve"> to rate limitation we </w:t>
+      </w:r>
+    </w:p>
+    <w:p>
+      <w:pPr>
+        <w:rPr>
+          <w:b/>
+          <w:bCs/>
+          <w:sz w:val="22"/>
+          <w:szCs w:val="22"/>
+          <w:lang w:val="en-PK"/>
+        </w:rPr>
+      </w:pPr>
+      <w:r>
+        <w:rPr>
+          <w:b/>
+          <w:bCs/>
+          <w:sz w:val="22"/>
+          <w:szCs w:val="22"/>
+          <w:lang w:val="en-PK"/>
+        </w:rPr>
+        <w:t>Challenges Encountered:</w:t>
+      </w:r>
+    </w:p>
+    <w:p>
+      <w:pPr>
+        <w:ind w:left="720"/>
+        <w:rPr>
+          <w:sz w:val="22"/>
+          <w:szCs w:val="22"/>
+          <w:lang w:val="en-PK"/>
+        </w:rPr>
+      </w:pPr>
+      <w:r>
+        <w:rPr>
+          <w:b/>
+          <w:bCs/>
+          <w:sz w:val="22"/>
+          <w:szCs w:val="22"/>
+          <w:lang w:val="en-PK"/>
+        </w:rPr>
+        <w:t>Reddit:</w:t>
+      </w:r>
+    </w:p>
+    <w:p>
+      <w:pPr>
+        <w:pStyle w:val="ListParagraph"/>
+        <w:numPr>
+          <w:ilvl w:val="0"/>
+          <w:numId w:val="31"/>
+        </w:numPr>
+        <w:rPr>
+          <w:lang w:val="en-PK"/>
+        </w:rPr>
+      </w:pPr>
+      <w:r>
+        <w:rPr>
+          <w:i/>
+          <w:iCs/>
+          <w:lang w:val="en-PK"/>
+        </w:rPr>
+        <w:t>API rate limits</w:t>
+      </w:r>
+      <w:r>
+        <w:rPr>
+          <w:lang w:val="en-PK"/>
+        </w:rPr>
+        <w:t xml:space="preserve"> on Reddit, leading us to moderate our requests.</w:t>
+      </w:r>
+    </w:p>
+    <w:p>
+      <w:pPr>
+        <w:pStyle w:val="ListParagraph"/>
+        <w:numPr>
+          <w:ilvl w:val="0"/>
+          <w:numId w:val="31"/>
+        </w:numPr>
+        <w:rPr>
+          <w:lang w:val="en-PK"/>
+        </w:rPr>
+      </w:pPr>
+      <w:r>
+        <w:rPr>
+          <w:lang w:val="en-PK"/>
+        </w:rPr>
+        <w:t>We had to ensure we respect usage limits and privacy guidelines.</w:t>
+      </w:r>
+    </w:p>
+    <w:p>
+      <w:pPr>
+        <w:ind w:left="720"/>
+        <w:rPr>
+          <w:b/>
+          <w:bCs/>
+          <w:lang w:val="en-PK"/>
+        </w:rPr>
+      </w:pPr>
       <w:r>
         <w:rPr>
           <w:b/>
           <w:bCs/>
           <w:i/>
           <w:iCs/>
-          <w:sz w:val="22"/>
-          <w:szCs w:val="22"/>
-          <w:lang w:val="en-PK"/>
-        </w:rPr>
-        <w:t>Insert any specific obstacles you faced (e.g., data cleaning, large file sizes, etc.)</w:t>
-      </w:r>
+          <w:lang w:val="en-PK"/>
+        </w:rPr>
+        <w:t>Google Trends</w:t>
+      </w:r>
+    </w:p>
+    <w:p>
+      <w:pPr>
+        <w:pStyle w:val="ListParagraph"/>
+        <w:numPr>
+          <w:ilvl w:val="0"/>
+          <w:numId w:val="31"/>
+        </w:numPr>
+        <w:rPr>
+          <w:lang w:val="en-PK"/>
+        </w:rPr>
+      </w:pPr>
+      <w:r>
+        <w:rPr>
+          <w:b/>
+          <w:bCs/>
+          <w:lang w:val="en-PK"/>
+        </w:rPr>
+        <w:t>HTTP 429 Rate Limit Error</w:t>
+      </w:r>
+      <w:r>
+        <w:rPr>
+          <w:lang w:val="en-PK"/>
+        </w:rPr>
+        <w:t>: Google often blocked large requests, so we spaced out requests with a 3-minute sleep (</w:t>
+      </w:r>
+      <w:proofErr w:type="spellStart"/>
+      <w:r>
+        <w:rPr>
+          <w:lang w:val="en-PK"/>
+        </w:rPr>
+        <w:t>time.sleep</w:t>
+      </w:r>
+      <w:proofErr w:type="spellEnd"/>
+      <w:r>
+        <w:rPr>
+          <w:lang w:val="en-PK"/>
+        </w:rPr>
+        <w:t>(180)).</w:t>
+      </w:r>
+    </w:p>
+    <w:p>
+      <w:pPr>
+        <w:pStyle w:val="ListParagraph"/>
+        <w:numPr>
+          <w:ilvl w:val="0"/>
+          <w:numId w:val="31"/>
+        </w:numPr>
+        <w:rPr>
+          <w:lang w:val="en-PK"/>
+        </w:rPr>
+      </w:pPr>
+      <w:r>
+        <w:rPr>
+          <w:b/>
+          <w:bCs/>
+          <w:lang w:val="en-PK"/>
+        </w:rPr>
+        <w:t>Partial Data</w:t>
+      </w:r>
+      <w:r>
+        <w:rPr>
+          <w:lang w:val="en-PK"/>
+        </w:rPr>
+        <w:t>: Couldn’t collect all months in one go; had to break into smaller intervals.</w:t>
+      </w:r>
+    </w:p>
+    <w:p>
+      <w:pPr>
+        <w:pStyle w:val="ListParagraph"/>
+        <w:numPr>
+          <w:ilvl w:val="0"/>
+          <w:numId w:val="31"/>
+        </w:numPr>
+        <w:rPr>
+          <w:b/>
+          <w:bCs/>
+          <w:lang w:val="en-PK"/>
+        </w:rPr>
+      </w:pPr>
+      <w:r>
+        <w:rPr>
+          <w:lang w:val="en-PK"/>
+        </w:rPr>
+        <w:t xml:space="preserve">Needed to </w:t>
+      </w:r>
+      <w:r>
+        <w:rPr>
+          <w:b/>
+          <w:bCs/>
+          <w:lang w:val="en-PK"/>
+        </w:rPr>
+        <w:t>clean/merge</w:t>
+      </w:r>
+      <w:r>
+        <w:rPr>
+          <w:lang w:val="en-PK"/>
+        </w:rPr>
+        <w:t xml:space="preserve"> monthly CSV files afterward.</w:t>
+      </w:r>
+    </w:p>
+    <w:p>
+      <w:pPr>
+        <w:ind w:left="720"/>
+        <w:rPr>
+          <w:b/>
+          <w:bCs/>
+          <w:lang w:val="en-PK"/>
+        </w:rPr>
+      </w:pPr>
+      <w:r>
+        <w:rPr>
+          <w:b/>
+          <w:bCs/>
+          <w:lang w:val="en-PK"/>
+        </w:rPr>
+        <w:t>Kaggle</w:t>
+      </w:r>
+    </w:p>
+    <w:p>
+      <w:pPr>
+        <w:ind w:left="720"/>
+        <w:rPr>
+          <w:lang w:val="en-PK"/>
+        </w:rPr>
+      </w:pPr>
       <w:r>
         <w:rPr>
           <w:i/>
           <w:iCs/>
-          <w:sz w:val="22"/>
-          <w:szCs w:val="22"/>
-          <w:lang w:val="en-PK"/>
-        </w:rPr>
-        <w:t>]</w:t>
-      </w:r>
-    </w:p>
-    <w:p>
-      <w:pPr>
-        <w:numPr>
-          <w:ilvl w:val="0"/>
-          <w:numId w:val="9"/>
-        </w:numPr>
-        <w:rPr>
-          <w:sz w:val="22"/>
-          <w:szCs w:val="22"/>
-          <w:lang w:val="en-PK"/>
-        </w:rPr>
-      </w:pPr>
-      <w:r>
-        <w:rPr>
-          <w:b/>
-          <w:bCs/>
-          <w:sz w:val="22"/>
-          <w:szCs w:val="22"/>
-          <w:lang w:val="en-PK"/>
-        </w:rPr>
-        <w:lastRenderedPageBreak/>
-        <w:t>Yahoo API</w:t>
-      </w:r>
-    </w:p>
-    <w:p>
-      <w:pPr>
-        <w:numPr>
-          <w:ilvl w:val="1"/>
-          <w:numId w:val="9"/>
-        </w:numPr>
-        <w:rPr>
-          <w:sz w:val="22"/>
-          <w:szCs w:val="22"/>
-          <w:lang w:val="en-PK"/>
-        </w:rPr>
-      </w:pPr>
-      <w:r>
-        <w:rPr>
-          <w:b/>
-          <w:bCs/>
-          <w:sz w:val="22"/>
-          <w:szCs w:val="22"/>
-          <w:lang w:val="en-PK"/>
-        </w:rPr>
-        <w:t>Tickers</w:t>
-      </w:r>
-      <w:r>
-        <w:rPr>
-          <w:sz w:val="22"/>
-          <w:szCs w:val="22"/>
-          <w:lang w:val="en-PK"/>
-        </w:rPr>
-        <w:t>: BTC-USD, ETH-USD, DOGE-USD, SOL-USD, BNB-USD.</w:t>
-      </w:r>
-    </w:p>
-    <w:p>
-      <w:pPr>
-        <w:numPr>
-          <w:ilvl w:val="1"/>
-          <w:numId w:val="9"/>
-        </w:numPr>
-        <w:rPr>
-          <w:sz w:val="22"/>
-          <w:szCs w:val="22"/>
-          <w:lang w:val="en-PK"/>
-        </w:rPr>
-      </w:pPr>
-      <w:r>
-        <w:rPr>
-          <w:b/>
-          <w:bCs/>
-          <w:sz w:val="22"/>
-          <w:szCs w:val="22"/>
-          <w:lang w:val="en-PK"/>
-        </w:rPr>
-        <w:t>Timeframe</w:t>
-      </w:r>
-      <w:r>
-        <w:rPr>
-          <w:sz w:val="22"/>
-          <w:szCs w:val="22"/>
-          <w:lang w:val="en-PK"/>
-        </w:rPr>
-        <w:t xml:space="preserve">: Gathered </w:t>
-      </w:r>
-      <w:r>
-        <w:rPr>
-          <w:i/>
-          <w:iCs/>
-          <w:sz w:val="22"/>
-          <w:szCs w:val="22"/>
-          <w:lang w:val="en-PK"/>
-        </w:rPr>
-        <w:t>2 years of historical data</w:t>
-      </w:r>
-      <w:r>
-        <w:rPr>
-          <w:sz w:val="22"/>
-          <w:szCs w:val="22"/>
-          <w:lang w:val="en-PK"/>
-        </w:rPr>
-        <w:t xml:space="preserve"> (daily prices, volumes, etc.).</w:t>
-      </w:r>
-    </w:p>
-    <w:p>
-      <w:pPr>
-        <w:numPr>
-          <w:ilvl w:val="1"/>
-          <w:numId w:val="9"/>
-        </w:numPr>
-        <w:rPr>
-          <w:sz w:val="22"/>
-          <w:szCs w:val="22"/>
-          <w:lang w:val="en-PK"/>
-        </w:rPr>
-      </w:pPr>
-      <w:r>
-        <w:rPr>
-          <w:b/>
-          <w:bCs/>
-          <w:sz w:val="22"/>
-          <w:szCs w:val="22"/>
-          <w:lang w:val="en-PK"/>
-        </w:rPr>
-        <w:t>Process</w:t>
-      </w:r>
-      <w:r>
-        <w:rPr>
-          <w:sz w:val="22"/>
-          <w:szCs w:val="22"/>
-          <w:lang w:val="en-PK"/>
-        </w:rPr>
-        <w:t>: Used Python’s data fetching libraries (e.g., yfinance) to download and then analyze with Pandas.</w:t>
-      </w:r>
-    </w:p>
-    <w:p>
-      <w:pPr>
-        <w:numPr>
-          <w:ilvl w:val="0"/>
-          <w:numId w:val="9"/>
-        </w:numPr>
-        <w:rPr>
-          <w:b/>
-          <w:bCs/>
-          <w:sz w:val="22"/>
-          <w:szCs w:val="22"/>
-          <w:lang w:val="en-PK"/>
-        </w:rPr>
-      </w:pPr>
-      <w:r>
-        <w:rPr>
-          <w:b/>
-          <w:bCs/>
-          <w:sz w:val="22"/>
-          <w:szCs w:val="22"/>
-          <w:lang w:val="en-PK"/>
-        </w:rPr>
-        <w:t>Google Trends</w:t>
-      </w:r>
-    </w:p>
-    <w:p>
-      <w:pPr>
-        <w:numPr>
-          <w:ilvl w:val="1"/>
-          <w:numId w:val="9"/>
-        </w:numPr>
-        <w:rPr>
-          <w:b/>
-          <w:bCs/>
-          <w:sz w:val="22"/>
-          <w:szCs w:val="22"/>
-          <w:lang w:val="en-PK"/>
-        </w:rPr>
-      </w:pPr>
-      <w:r>
-        <w:rPr>
-          <w:b/>
-          <w:bCs/>
-          <w:sz w:val="22"/>
-          <w:szCs w:val="22"/>
-        </w:rPr>
-        <w:t>Library: p</w:t>
-      </w:r>
-      <w:r>
-        <w:rPr>
-          <w:sz w:val="22"/>
-          <w:szCs w:val="22"/>
-        </w:rPr>
-        <w:t>ytrends was used to fetch interest over time data for keywords like “Bitcoin” and “Crypto.”</w:t>
-      </w:r>
-    </w:p>
-    <w:p>
-      <w:pPr>
-        <w:numPr>
-          <w:ilvl w:val="1"/>
-          <w:numId w:val="9"/>
-        </w:numPr>
-        <w:rPr>
-          <w:b/>
-          <w:bCs/>
-          <w:sz w:val="22"/>
-          <w:szCs w:val="22"/>
-          <w:lang w:val="en-PK"/>
-        </w:rPr>
-      </w:pPr>
-      <w:r>
-        <w:rPr>
-          <w:b/>
-          <w:bCs/>
-          <w:sz w:val="22"/>
-          <w:szCs w:val="22"/>
-        </w:rPr>
-        <w:t xml:space="preserve">Timeframes: </w:t>
-      </w:r>
-      <w:r>
-        <w:rPr>
-          <w:sz w:val="22"/>
-          <w:szCs w:val="22"/>
-        </w:rPr>
-        <w:t xml:space="preserve">Divided into monthly segments from </w:t>
-      </w:r>
-      <w:r>
-        <w:rPr>
-          <w:i/>
-          <w:iCs/>
-          <w:sz w:val="22"/>
-          <w:szCs w:val="22"/>
-        </w:rPr>
-        <w:t>[October 2024 to January 2025]</w:t>
-      </w:r>
-      <w:r>
-        <w:rPr>
-          <w:sz w:val="22"/>
-          <w:szCs w:val="22"/>
-        </w:rPr>
-        <w:t xml:space="preserve"> due to rate limit constraints.</w:t>
-      </w:r>
-    </w:p>
-    <w:p>
-      <w:pPr>
-        <w:ind w:left="720"/>
-        <w:rPr>
-          <w:sz w:val="22"/>
-          <w:szCs w:val="22"/>
-          <w:lang w:val="en-PK"/>
-        </w:rPr>
-      </w:pPr>
-      <w:r>
-        <w:rPr>
-          <w:b/>
-          <w:bCs/>
-          <w:sz w:val="22"/>
-          <w:szCs w:val="22"/>
-          <w:lang w:val="en-PK"/>
-        </w:rPr>
-        <w:t>Challenges Encountered:</w:t>
-      </w:r>
-    </w:p>
-    <w:p>
-      <w:pPr>
-        <w:numPr>
-          <w:ilvl w:val="0"/>
-          <w:numId w:val="10"/>
-        </w:numPr>
-        <w:rPr>
-          <w:sz w:val="22"/>
-          <w:szCs w:val="22"/>
-          <w:lang w:val="en-PK"/>
-        </w:rPr>
-      </w:pPr>
-      <w:r>
-        <w:rPr>
-          <w:i/>
-          <w:iCs/>
-          <w:sz w:val="22"/>
-          <w:szCs w:val="22"/>
-          <w:lang w:val="en-PK"/>
-        </w:rPr>
-        <w:t>API rate limits</w:t>
-      </w:r>
-      <w:r>
-        <w:rPr>
-          <w:sz w:val="22"/>
-          <w:szCs w:val="22"/>
-          <w:lang w:val="en-PK"/>
-        </w:rPr>
-        <w:t xml:space="preserve"> on Reddit, leading us to moderate our requests.</w:t>
-      </w:r>
-    </w:p>
-    <w:p>
-      <w:pPr>
-        <w:numPr>
-          <w:ilvl w:val="0"/>
-          <w:numId w:val="10"/>
-        </w:numPr>
-        <w:rPr>
-          <w:sz w:val="22"/>
-          <w:szCs w:val="22"/>
-          <w:lang w:val="en-PK"/>
-        </w:rPr>
-      </w:pPr>
-      <w:r>
-        <w:rPr>
-          <w:i/>
-          <w:iCs/>
-          <w:sz w:val="22"/>
-          <w:szCs w:val="22"/>
-          <w:lang w:val="en-PK"/>
-        </w:rPr>
-        <w:t>API rate limits on Google with 429 error, leading us to pivot to other data source, like yahoo.</w:t>
-      </w:r>
-    </w:p>
-    <w:p>
-      <w:pPr>
-        <w:numPr>
-          <w:ilvl w:val="1"/>
-          <w:numId w:val="10"/>
-        </w:numPr>
-        <w:rPr>
-          <w:sz w:val="22"/>
-          <w:szCs w:val="22"/>
-          <w:lang w:val="en-PK"/>
-        </w:rPr>
-      </w:pPr>
-      <w:r>
-        <w:rPr>
-          <w:b/>
-          <w:bCs/>
-          <w:sz w:val="22"/>
-          <w:szCs w:val="22"/>
-          <w:lang w:val="en-PK"/>
-        </w:rPr>
-        <w:t>HTTP 429 Rate Limit Error</w:t>
-      </w:r>
-      <w:r>
-        <w:rPr>
-          <w:sz w:val="22"/>
-          <w:szCs w:val="22"/>
-          <w:lang w:val="en-PK"/>
-        </w:rPr>
-        <w:t>: Google often blocked large requests, so we spaced out requests with a 3-minute sleep (time.sleep(180)).</w:t>
-      </w:r>
-    </w:p>
-    <w:p>
-      <w:pPr>
-        <w:numPr>
-          <w:ilvl w:val="1"/>
-          <w:numId w:val="10"/>
-        </w:numPr>
-        <w:rPr>
-          <w:sz w:val="22"/>
-          <w:szCs w:val="22"/>
-          <w:lang w:val="en-PK"/>
-        </w:rPr>
-      </w:pPr>
-      <w:r>
-        <w:rPr>
-          <w:b/>
-          <w:bCs/>
-          <w:sz w:val="22"/>
-          <w:szCs w:val="22"/>
-          <w:lang w:val="en-PK"/>
-        </w:rPr>
-        <w:t>Partial Data</w:t>
-      </w:r>
-      <w:r>
-        <w:rPr>
-          <w:sz w:val="22"/>
-          <w:szCs w:val="22"/>
-          <w:lang w:val="en-PK"/>
-        </w:rPr>
-        <w:t>: Couldn’t collect all months in one go; had to break into smaller intervals.</w:t>
-      </w:r>
-    </w:p>
-    <w:p>
-      <w:pPr>
-        <w:numPr>
-          <w:ilvl w:val="1"/>
-          <w:numId w:val="10"/>
-        </w:numPr>
-        <w:rPr>
-          <w:sz w:val="22"/>
-          <w:szCs w:val="22"/>
-          <w:lang w:val="en-PK"/>
-        </w:rPr>
-      </w:pPr>
-      <w:r>
-        <w:rPr>
-          <w:sz w:val="22"/>
-          <w:szCs w:val="22"/>
-          <w:lang w:val="en-PK"/>
-        </w:rPr>
-        <w:t xml:space="preserve">Needed to </w:t>
-      </w:r>
-      <w:r>
-        <w:rPr>
-          <w:b/>
-          <w:bCs/>
-          <w:sz w:val="22"/>
-          <w:szCs w:val="22"/>
-          <w:lang w:val="en-PK"/>
-        </w:rPr>
-        <w:t>clean/merge</w:t>
-      </w:r>
-      <w:r>
-        <w:rPr>
-          <w:sz w:val="22"/>
-          <w:szCs w:val="22"/>
-          <w:lang w:val="en-PK"/>
-        </w:rPr>
-        <w:t xml:space="preserve"> monthly CSV files afterward.</w:t>
-      </w:r>
-    </w:p>
-    <w:p>
-      <w:pPr>
-        <w:numPr>
-          <w:ilvl w:val="0"/>
-          <w:numId w:val="10"/>
-        </w:numPr>
-        <w:rPr>
-          <w:sz w:val="22"/>
-          <w:szCs w:val="22"/>
-          <w:lang w:val="en-PK"/>
-        </w:rPr>
-      </w:pPr>
-      <w:r>
-        <w:rPr>
-          <w:i/>
-          <w:iCs/>
-          <w:sz w:val="22"/>
-          <w:szCs w:val="22"/>
           <w:lang w:val="en-PK"/>
         </w:rPr>
         <w:t>Incomplete or inconsistent data</w:t>
       </w:r>
       <w:r>
         <w:rPr>
-          <w:sz w:val="22"/>
-          <w:szCs w:val="22"/>
           <w:lang w:val="en-PK"/>
         </w:rPr>
         <w:t xml:space="preserve"> in certain Kaggle files.</w:t>
-      </w:r>
-    </w:p>
-    <w:p>
-      <w:pPr>
-        <w:numPr>
-          <w:ilvl w:val="0"/>
-          <w:numId w:val="10"/>
-        </w:numPr>
-        <w:rPr>
-          <w:sz w:val="22"/>
-          <w:szCs w:val="22"/>
-          <w:lang w:val="en-PK"/>
-        </w:rPr>
-      </w:pPr>
-      <w:r>
-        <w:rPr>
-          <w:i/>
-          <w:iCs/>
-          <w:sz w:val="22"/>
-          <w:szCs w:val="22"/>
-          <w:lang w:val="en-PK"/>
-        </w:rPr>
-        <w:t>Terms of Service (TOS)</w:t>
-      </w:r>
-      <w:r>
-        <w:rPr>
-          <w:sz w:val="22"/>
-          <w:szCs w:val="22"/>
-          <w:lang w:val="en-PK"/>
-        </w:rPr>
-        <w:t xml:space="preserve"> constraints: We had to ensure we respect usage limits and privacy guidelines.</w:t>
       </w:r>
     </w:p>
     <w:p>
@@ -3933,6 +3999,7 @@
           <w:szCs w:val="22"/>
           <w:lang w:val="en-PK"/>
         </w:rPr>
+        <w:lastRenderedPageBreak/>
         <w:t>Dates are stored as object. We may want to convert them to a proper datetime type for time-based analysis.</w:t>
       </w:r>
     </w:p>
@@ -3952,7 +4019,6 @@
           <w:szCs w:val="22"/>
           <w:lang w:val="en-PK"/>
         </w:rPr>
-        <w:lastRenderedPageBreak/>
         <w:t>No missing values in Title, Author, or Subreddit, but do note that “Post Text” has only 40 non-null values.</w:t>
       </w:r>
     </w:p>
@@ -4042,7 +4108,21 @@
         <w:rPr>
           <w:lang w:val="en-PK"/>
         </w:rPr>
-        <w:t>: Multiple CSVs (e.g., "crypto_coin1.csv", "crypto_coin2.csv", etc.), concatenated into merged_df.</w:t>
+        <w:t xml:space="preserve">: Multiple CSVs (e.g., "crypto_coin1.csv", "crypto_coin2.csv", etc.), concatenated into </w:t>
+      </w:r>
+      <w:proofErr w:type="spellStart"/>
+      <w:r>
+        <w:rPr>
+          <w:lang w:val="en-PK"/>
+        </w:rPr>
+        <w:t>merged_df</w:t>
+      </w:r>
+      <w:proofErr w:type="spellEnd"/>
+      <w:r>
+        <w:rPr>
+          <w:lang w:val="en-PK"/>
+        </w:rPr>
+        <w:t>.</w:t>
       </w:r>
     </w:p>
     <w:p>
@@ -4105,7 +4185,21 @@
         <w:rPr>
           <w:lang w:val="en-PK"/>
         </w:rPr>
-        <w:t>All columns have 37,082 non-null entries, indicating no immediate NaNs.</w:t>
+        <w:t xml:space="preserve">All columns have 37,082 non-null entries, indicating no immediate </w:t>
+      </w:r>
+      <w:proofErr w:type="spellStart"/>
+      <w:r>
+        <w:rPr>
+          <w:lang w:val="en-PK"/>
+        </w:rPr>
+        <w:t>NaNs</w:t>
+      </w:r>
+      <w:proofErr w:type="spellEnd"/>
+      <w:r>
+        <w:rPr>
+          <w:lang w:val="en-PK"/>
+        </w:rPr>
+        <w:t>.</w:t>
       </w:r>
     </w:p>
     <w:p>
@@ -4139,7 +4233,21 @@
         <w:rPr>
           <w:lang w:val="en-PK"/>
         </w:rPr>
-        <w:t>Typical float columns for numeric metrics; potential for deeper EDA, such as computing average close prices, total marketcap by date, etc.</w:t>
+        <w:t xml:space="preserve">Typical float columns for numeric metrics; potential for deeper EDA, such as computing average close prices, total </w:t>
+      </w:r>
+      <w:proofErr w:type="spellStart"/>
+      <w:r>
+        <w:rPr>
+          <w:lang w:val="en-PK"/>
+        </w:rPr>
+        <w:t>marketcap</w:t>
+      </w:r>
+      <w:proofErr w:type="spellEnd"/>
+      <w:r>
+        <w:rPr>
+          <w:lang w:val="en-PK"/>
+        </w:rPr>
+        <w:t xml:space="preserve"> by date, etc.</w:t>
       </w:r>
     </w:p>
     <w:p/>
@@ -4194,6 +4302,9 @@
     </w:p>
     <w:p/>
     <w:p>
+      <w:pPr>
+        <w:pStyle w:val="Heading2"/>
+      </w:pPr>
       <w:r>
         <w:t>Google Trends:</w:t>
       </w:r>
@@ -4259,7 +4370,7 @@
         <w:rPr>
           <w:lang w:val="en-PK"/>
         </w:rPr>
-        <w:t>: Each file typically has ~45 rows × ~4 columns (depending on the requested timeframe). When merged with the Reddit file (in the screenshot), the combined DataFrame shows 145 entries × 10 columns.</w:t>
+        <w:t xml:space="preserve">: Each file typically has ~45 rows × ~4 columns (depending on the requested timeframe). </w:t>
       </w:r>
     </w:p>
     <w:p>
@@ -4297,40 +4408,6 @@
         <w:rPr>
           <w:lang w:val="en-PK"/>
         </w:rPr>
-        <w:t>Some columns overlap with the Reddit dataset (Title, Post Text, etc.) even though they are not relevant to Google Trends. This suggests we merged all CSVs into one DataFrame. In practice, we might prefer separate DataFrames or carefully join on date/time or a common key.</w:t>
-      </w:r>
-    </w:p>
-    <w:p>
-      <w:pPr>
-        <w:numPr>
-          <w:ilvl w:val="0"/>
-          <w:numId w:val="16"/>
-        </w:numPr>
-        <w:rPr>
-          <w:lang w:val="en-PK"/>
-        </w:rPr>
-      </w:pPr>
-      <w:r>
-        <w:rPr>
-          <w:lang w:val="en-PK"/>
-        </w:rPr>
-        <w:t>The isPartial column is often True or False; partial data might skew averages if we’re doing monthly comparisons.</w:t>
-      </w:r>
-    </w:p>
-    <w:p>
-      <w:pPr>
-        <w:numPr>
-          <w:ilvl w:val="0"/>
-          <w:numId w:val="16"/>
-        </w:numPr>
-        <w:rPr>
-          <w:lang w:val="en-PK"/>
-        </w:rPr>
-      </w:pPr>
-      <w:r>
-        <w:rPr>
-          <w:lang w:val="en-PK"/>
-        </w:rPr>
         <w:t>Rate limit (HTTP 429) caused partial coverage: we only successfully retrieved half-month data for each month.</w:t>
       </w:r>
     </w:p>
@@ -4342,7 +4419,7 @@
         </w:rPr>
         <w:lastRenderedPageBreak/>
         <w:drawing>
-          <wp:inline distT="0" distB="0" distL="0" distR="0" wp14:anchorId="5FEF7621" wp14:editId="560CBE93">
+          <wp:inline distT="0" distB="0" distL="0" distR="0" wp14:anchorId="5FEF7621" wp14:editId="1CEECE42">
             <wp:extent cx="4000500" cy="2258826"/>
             <wp:effectExtent l="0" t="0" r="0" b="8255"/>
             <wp:docPr id="1794222887" name="Picture 3" descr="A screenshot of a computer program"/>
@@ -4384,6 +4461,248 @@
         </w:drawing>
       </w:r>
     </w:p>
+    <w:p>
+      <w:pPr>
+        <w:pStyle w:val="Heading2"/>
+        <w:rPr>
+          <w:lang w:val="en-PK"/>
+        </w:rPr>
+      </w:pPr>
+      <w:r>
+        <w:rPr>
+          <w:lang w:val="en-PK"/>
+        </w:rPr>
+        <w:t>Yahoo:</w:t>
+      </w:r>
+    </w:p>
+    <w:p>
+      <w:pPr>
+        <w:numPr>
+          <w:ilvl w:val="0"/>
+          <w:numId w:val="29"/>
+        </w:numPr>
+        <w:rPr>
+          <w:lang w:val="en-PK"/>
+        </w:rPr>
+      </w:pPr>
+      <w:r>
+        <w:rPr>
+          <w:b/>
+          <w:bCs/>
+          <w:lang w:val="en-PK"/>
+        </w:rPr>
+        <w:t>File</w:t>
+      </w:r>
+      <w:r>
+        <w:rPr>
+          <w:lang w:val="en-PK"/>
+        </w:rPr>
+        <w:t>: yahoo_crypto_data.csv</w:t>
+      </w:r>
+    </w:p>
+    <w:p>
+      <w:pPr>
+        <w:numPr>
+          <w:ilvl w:val="0"/>
+          <w:numId w:val="29"/>
+        </w:numPr>
+        <w:rPr>
+          <w:lang w:val="en-PK"/>
+        </w:rPr>
+      </w:pPr>
+      <w:r>
+        <w:rPr>
+          <w:b/>
+          <w:bCs/>
+          <w:lang w:val="en-PK"/>
+        </w:rPr>
+        <w:t>Shape</w:t>
+      </w:r>
+      <w:r>
+        <w:rPr>
+          <w:lang w:val="en-PK"/>
+        </w:rPr>
+        <w:t>: 732 rows × 5 columns</w:t>
+      </w:r>
+    </w:p>
+    <w:p>
+      <w:pPr>
+        <w:rPr>
+          <w:lang w:val="en-PK"/>
+        </w:rPr>
+      </w:pPr>
+      <w:r>
+        <w:rPr>
+          <w:b/>
+          <w:bCs/>
+          <w:lang w:val="en-PK"/>
+        </w:rPr>
+        <w:t>Observations:</w:t>
+      </w:r>
+    </w:p>
+    <w:p>
+      <w:pPr>
+        <w:numPr>
+          <w:ilvl w:val="0"/>
+          <w:numId w:val="30"/>
+        </w:numPr>
+        <w:rPr>
+          <w:lang w:val="en-PK"/>
+        </w:rPr>
+      </w:pPr>
+      <w:r>
+        <w:rPr>
+          <w:lang w:val="en-PK"/>
+        </w:rPr>
+        <w:t xml:space="preserve">All five columns (BNB-USD, BTC-USD, DOGE-USD, ETH-USD, SOL-USD) are </w:t>
+      </w:r>
+      <w:r>
+        <w:rPr>
+          <w:b/>
+          <w:bCs/>
+          <w:lang w:val="en-PK"/>
+        </w:rPr>
+        <w:t>float64</w:t>
+      </w:r>
+      <w:r>
+        <w:rPr>
+          <w:lang w:val="en-PK"/>
+        </w:rPr>
+        <w:t xml:space="preserve"> with </w:t>
+      </w:r>
+      <w:r>
+        <w:rPr>
+          <w:b/>
+          <w:bCs/>
+          <w:lang w:val="en-PK"/>
+        </w:rPr>
+        <w:t>no null</w:t>
+      </w:r>
+      <w:r>
+        <w:rPr>
+          <w:lang w:val="en-PK"/>
+        </w:rPr>
+        <w:t xml:space="preserve"> values.</w:t>
+      </w:r>
+    </w:p>
+    <w:p>
+      <w:pPr>
+        <w:numPr>
+          <w:ilvl w:val="0"/>
+          <w:numId w:val="30"/>
+        </w:numPr>
+        <w:rPr>
+          <w:lang w:val="en-PK"/>
+        </w:rPr>
+      </w:pPr>
+      <w:r>
+        <w:rPr>
+          <w:lang w:val="en-PK"/>
+        </w:rPr>
+        <w:t xml:space="preserve">The data likely represents </w:t>
+      </w:r>
+      <w:r>
+        <w:rPr>
+          <w:b/>
+          <w:bCs/>
+          <w:lang w:val="en-PK"/>
+        </w:rPr>
+        <w:t>daily closing prices</w:t>
+      </w:r>
+      <w:r>
+        <w:rPr>
+          <w:lang w:val="en-PK"/>
+        </w:rPr>
+        <w:t xml:space="preserve">, making it well-suited for </w:t>
+      </w:r>
+      <w:r>
+        <w:rPr>
+          <w:b/>
+          <w:bCs/>
+          <w:lang w:val="en-PK"/>
+        </w:rPr>
+        <w:t>time-series analysis</w:t>
+      </w:r>
+      <w:r>
+        <w:rPr>
+          <w:lang w:val="en-PK"/>
+        </w:rPr>
+        <w:t xml:space="preserve"> or comparing average price trends over time.</w:t>
+      </w:r>
+    </w:p>
+    <w:p>
+      <w:pPr>
+        <w:numPr>
+          <w:ilvl w:val="0"/>
+          <w:numId w:val="30"/>
+        </w:numPr>
+        <w:rPr>
+          <w:lang w:val="en-PK"/>
+        </w:rPr>
+      </w:pPr>
+      <w:r>
+        <w:rPr>
+          <w:b/>
+          <w:bCs/>
+          <w:lang w:val="en-PK"/>
+        </w:rPr>
+        <w:t>Memory usage</w:t>
+      </w:r>
+      <w:r>
+        <w:rPr>
+          <w:lang w:val="en-PK"/>
+        </w:rPr>
+        <w:t xml:space="preserve"> is approximately 28.7 KB, which is relatively small and easily handled in memory.</w:t>
+      </w:r>
+    </w:p>
+    <w:p>
+      <w:pPr>
+        <w:ind w:left="360"/>
+        <w:rPr>
+          <w:lang w:val="en-PK"/>
+        </w:rPr>
+      </w:pPr>
+      <w:r>
+        <w:rPr>
+          <w:noProof/>
+        </w:rPr>
+        <w:drawing>
+          <wp:inline distT="0" distB="0" distL="0" distR="0" wp14:anchorId="758AFCED" wp14:editId="6EF45872">
+            <wp:extent cx="3228229" cy="2708815"/>
+            <wp:effectExtent l="0" t="0" r="0" b="0"/>
+            <wp:docPr id="811601849" name="Picture 1"/>
+            <wp:cNvGraphicFramePr>
+              <a:graphicFrameLocks xmlns:a="http://schemas.openxmlformats.org/drawingml/2006/main" noChangeAspect="1"/>
+            </wp:cNvGraphicFramePr>
+            <a:graphic xmlns:a="http://schemas.openxmlformats.org/drawingml/2006/main">
+              <a:graphicData uri="http://schemas.openxmlformats.org/drawingml/2006/picture">
+                <pic:pic xmlns:pic="http://schemas.openxmlformats.org/drawingml/2006/picture">
+                  <pic:nvPicPr>
+                    <pic:cNvPr id="811601849" name=""/>
+                    <pic:cNvPicPr/>
+                  </pic:nvPicPr>
+                  <pic:blipFill>
+                    <a:blip r:embed="rId12"/>
+                    <a:stretch>
+                      <a:fillRect/>
+                    </a:stretch>
+                  </pic:blipFill>
+                  <pic:spPr>
+                    <a:xfrm>
+                      <a:off x="0" y="0"/>
+                      <a:ext cx="3236004" cy="2715339"/>
+                    </a:xfrm>
+                    <a:prstGeom prst="rect">
+                      <a:avLst/>
+                    </a:prstGeom>
+                  </pic:spPr>
+                </pic:pic>
+              </a:graphicData>
+            </a:graphic>
+          </wp:inline>
+        </w:drawing>
+      </w:r>
+    </w:p>
     <w:p/>
     <w:p>
       <w:pPr>
@@ -4675,6 +4994,9 @@
     <w:p>
       <w:pPr>
         <w:pStyle w:val="Heading1"/>
+        <w:pBdr>
+          <w:between w:val="single" w:sz="4" w:space="1" w:color="auto"/>
+        </w:pBdr>
         <w:rPr>
           <w:sz w:val="36"/>
           <w:szCs w:val="36"/>
@@ -4686,7 +5008,6 @@
           <w:sz w:val="36"/>
           <w:szCs w:val="36"/>
         </w:rPr>
-        <w:lastRenderedPageBreak/>
         <w:t>Multiple Data Sources: Benefits &amp; Conflicts</w:t>
       </w:r>
       <w:bookmarkEnd w:id="8"/>
@@ -4695,6 +5016,14 @@
       <w:tblPr>
         <w:tblW w:w="0" w:type="auto"/>
         <w:tblCellSpacing w:w="15" w:type="dxa"/>
+        <w:tblBorders>
+          <w:top w:val="single" w:sz="4" w:space="0" w:color="auto"/>
+          <w:left w:val="single" w:sz="4" w:space="0" w:color="auto"/>
+          <w:bottom w:val="single" w:sz="4" w:space="0" w:color="auto"/>
+          <w:right w:val="single" w:sz="4" w:space="0" w:color="auto"/>
+          <w:insideH w:val="single" w:sz="4" w:space="0" w:color="auto"/>
+          <w:insideV w:val="single" w:sz="4" w:space="0" w:color="auto"/>
+        </w:tblBorders>
         <w:tblCellMar>
           <w:top w:w="15" w:type="dxa"/>
           <w:left w:w="15" w:type="dxa"/>
@@ -4704,9 +5033,9 @@
         <w:tblLook w:val="04A0" w:firstRow="1" w:lastRow="0" w:firstColumn="1" w:lastColumn="0" w:noHBand="0" w:noVBand="1"/>
       </w:tblPr>
       <w:tblGrid>
-        <w:gridCol w:w="2081"/>
-        <w:gridCol w:w="3113"/>
-        <w:gridCol w:w="4166"/>
+        <w:gridCol w:w="2093"/>
+        <w:gridCol w:w="3105"/>
+        <w:gridCol w:w="4152"/>
       </w:tblGrid>
       <w:tr>
         <w:trPr>
@@ -4721,6 +5050,9 @@
           </w:tcPr>
           <w:p>
             <w:pPr>
+              <w:pBdr>
+                <w:between w:val="single" w:sz="4" w:space="1" w:color="auto"/>
+              </w:pBdr>
               <w:rPr>
                 <w:b/>
                 <w:bCs/>
@@ -4745,6 +5077,9 @@
           </w:tcPr>
           <w:p>
             <w:pPr>
+              <w:pBdr>
+                <w:between w:val="single" w:sz="4" w:space="1" w:color="auto"/>
+              </w:pBdr>
               <w:rPr>
                 <w:b/>
                 <w:bCs/>
@@ -4769,6 +5104,9 @@
           </w:tcPr>
           <w:p>
             <w:pPr>
+              <w:pBdr>
+                <w:between w:val="single" w:sz="4" w:space="1" w:color="auto"/>
+              </w:pBdr>
               <w:rPr>
                 <w:b/>
                 <w:bCs/>
@@ -4798,6 +5136,9 @@
           </w:tcPr>
           <w:p>
             <w:pPr>
+              <w:pBdr>
+                <w:between w:val="single" w:sz="4" w:space="1" w:color="auto"/>
+              </w:pBdr>
               <w:rPr>
                 <w:lang w:val="en-PK"/>
               </w:rPr>
@@ -4818,6 +5159,9 @@
           </w:tcPr>
           <w:p>
             <w:pPr>
+              <w:pBdr>
+                <w:between w:val="single" w:sz="4" w:space="1" w:color="auto"/>
+              </w:pBdr>
               <w:rPr>
                 <w:lang w:val="en-PK"/>
               </w:rPr>
@@ -4838,6 +5182,9 @@
           </w:tcPr>
           <w:p>
             <w:pPr>
+              <w:pBdr>
+                <w:between w:val="single" w:sz="4" w:space="1" w:color="auto"/>
+              </w:pBdr>
               <w:rPr>
                 <w:lang w:val="en-PK"/>
               </w:rPr>
@@ -4863,6 +5210,9 @@
           </w:tcPr>
           <w:p>
             <w:pPr>
+              <w:pBdr>
+                <w:between w:val="single" w:sz="4" w:space="1" w:color="auto"/>
+              </w:pBdr>
               <w:rPr>
                 <w:lang w:val="en-PK"/>
               </w:rPr>
@@ -4883,6 +5233,9 @@
           </w:tcPr>
           <w:p>
             <w:pPr>
+              <w:pBdr>
+                <w:between w:val="single" w:sz="4" w:space="1" w:color="auto"/>
+              </w:pBdr>
               <w:rPr>
                 <w:lang w:val="en-PK"/>
               </w:rPr>
@@ -4903,6 +5256,9 @@
           </w:tcPr>
           <w:p>
             <w:pPr>
+              <w:pBdr>
+                <w:between w:val="single" w:sz="4" w:space="1" w:color="auto"/>
+              </w:pBdr>
               <w:rPr>
                 <w:lang w:val="en-PK"/>
               </w:rPr>
@@ -4928,6 +5284,9 @@
           </w:tcPr>
           <w:p>
             <w:pPr>
+              <w:pBdr>
+                <w:between w:val="single" w:sz="4" w:space="1" w:color="auto"/>
+              </w:pBdr>
               <w:rPr>
                 <w:lang w:val="en-PK"/>
               </w:rPr>
@@ -4948,6 +5307,9 @@
           </w:tcPr>
           <w:p>
             <w:pPr>
+              <w:pBdr>
+                <w:between w:val="single" w:sz="4" w:space="1" w:color="auto"/>
+              </w:pBdr>
               <w:rPr>
                 <w:lang w:val="en-PK"/>
               </w:rPr>
@@ -4968,6 +5330,9 @@
           </w:tcPr>
           <w:p>
             <w:pPr>
+              <w:pBdr>
+                <w:between w:val="single" w:sz="4" w:space="1" w:color="auto"/>
+              </w:pBdr>
               <w:rPr>
                 <w:lang w:val="en-PK"/>
               </w:rPr>
@@ -4993,6 +5358,9 @@
           </w:tcPr>
           <w:p>
             <w:pPr>
+              <w:pBdr>
+                <w:between w:val="single" w:sz="4" w:space="1" w:color="auto"/>
+              </w:pBdr>
               <w:rPr>
                 <w:lang w:val="en-PK"/>
               </w:rPr>
@@ -5013,6 +5381,9 @@
           </w:tcPr>
           <w:p>
             <w:pPr>
+              <w:pBdr>
+                <w:between w:val="single" w:sz="4" w:space="1" w:color="auto"/>
+              </w:pBdr>
               <w:rPr>
                 <w:lang w:val="en-PK"/>
               </w:rPr>
@@ -5033,6 +5404,9 @@
           </w:tcPr>
           <w:p>
             <w:pPr>
+              <w:pBdr>
+                <w:between w:val="single" w:sz="4" w:space="1" w:color="auto"/>
+              </w:pBdr>
               <w:rPr>
                 <w:lang w:val="en-PK"/>
               </w:rPr>
@@ -5058,6 +5432,9 @@
           </w:tcPr>
           <w:p>
             <w:pPr>
+              <w:pBdr>
+                <w:between w:val="single" w:sz="4" w:space="1" w:color="auto"/>
+              </w:pBdr>
               <w:rPr>
                 <w:lang w:val="en-PK"/>
               </w:rPr>
@@ -5066,6 +5443,7 @@
               <w:rPr>
                 <w:lang w:val="en-PK"/>
               </w:rPr>
+              <w:lastRenderedPageBreak/>
               <w:t>Timeframe Mismatch</w:t>
             </w:r>
           </w:p>
@@ -5078,6 +5456,9 @@
           </w:tcPr>
           <w:p>
             <w:pPr>
+              <w:pBdr>
+                <w:between w:val="single" w:sz="4" w:space="1" w:color="auto"/>
+              </w:pBdr>
               <w:rPr>
                 <w:lang w:val="en-PK"/>
               </w:rPr>
@@ -5098,6 +5479,9 @@
           </w:tcPr>
           <w:p>
             <w:pPr>
+              <w:pBdr>
+                <w:between w:val="single" w:sz="4" w:space="1" w:color="auto"/>
+              </w:pBdr>
               <w:rPr>
                 <w:lang w:val="en-PK"/>
               </w:rPr>
@@ -5123,6 +5507,9 @@
           </w:tcPr>
           <w:p>
             <w:pPr>
+              <w:pBdr>
+                <w:between w:val="single" w:sz="4" w:space="1" w:color="auto"/>
+              </w:pBdr>
               <w:rPr>
                 <w:lang w:val="en-PK"/>
               </w:rPr>
@@ -5143,6 +5530,9 @@
           </w:tcPr>
           <w:p>
             <w:pPr>
+              <w:pBdr>
+                <w:between w:val="single" w:sz="4" w:space="1" w:color="auto"/>
+              </w:pBdr>
               <w:rPr>
                 <w:lang w:val="en-PK"/>
               </w:rPr>
@@ -5163,6 +5553,9 @@
           </w:tcPr>
           <w:p>
             <w:pPr>
+              <w:pBdr>
+                <w:between w:val="single" w:sz="4" w:space="1" w:color="auto"/>
+              </w:pBdr>
               <w:rPr>
                 <w:lang w:val="en-PK"/>
               </w:rPr>
@@ -5194,16 +5587,7 @@
           <w:sz w:val="40"/>
           <w:szCs w:val="40"/>
         </w:rPr>
-        <w:t>Storing and Combining the Data</w:t>
-      </w:r>
-      <w:r>
-        <w:rPr>
-          <w:rFonts w:asciiTheme="majorHAnsi" w:eastAsiaTheme="majorEastAsia" w:hAnsiTheme="majorHAnsi" w:cstheme="majorBidi"/>
-          <w:color w:val="0F4761" w:themeColor="accent1" w:themeShade="BF"/>
-          <w:sz w:val="40"/>
-          <w:szCs w:val="40"/>
-        </w:rPr>
-        <w:t xml:space="preserve"> </w:t>
+        <w:t xml:space="preserve">Storing and Combining the Data </w:t>
       </w:r>
     </w:p>
     <w:p>
@@ -5238,7 +5622,49 @@
         <w:rPr>
           <w:lang w:val="en-PK"/>
         </w:rPr>
-        <w:t>Separate tables (e.g., reddit_data, google_trends_data, kaggle_price_history) linked via date or cryptocurrency keyword.</w:t>
+        <w:t xml:space="preserve">Separate tables (e.g., </w:t>
+      </w:r>
+      <w:proofErr w:type="spellStart"/>
+      <w:r>
+        <w:rPr>
+          <w:lang w:val="en-PK"/>
+        </w:rPr>
+        <w:t>reddit_data</w:t>
+      </w:r>
+      <w:proofErr w:type="spellEnd"/>
+      <w:r>
+        <w:rPr>
+          <w:lang w:val="en-PK"/>
+        </w:rPr>
+        <w:t xml:space="preserve">, </w:t>
+      </w:r>
+      <w:proofErr w:type="spellStart"/>
+      <w:r>
+        <w:rPr>
+          <w:lang w:val="en-PK"/>
+        </w:rPr>
+        <w:t>google_trends_data</w:t>
+      </w:r>
+      <w:proofErr w:type="spellEnd"/>
+      <w:r>
+        <w:rPr>
+          <w:lang w:val="en-PK"/>
+        </w:rPr>
+        <w:t xml:space="preserve">, </w:t>
+      </w:r>
+      <w:proofErr w:type="spellStart"/>
+      <w:r>
+        <w:rPr>
+          <w:lang w:val="en-PK"/>
+        </w:rPr>
+        <w:t>kaggle_price_history</w:t>
+      </w:r>
+      <w:proofErr w:type="spellEnd"/>
+      <w:r>
+        <w:rPr>
+          <w:lang w:val="en-PK"/>
+        </w:rPr>
+        <w:t>) linked via date or cryptocurrency keyword.</w:t>
       </w:r>
     </w:p>
     <w:p>
@@ -5333,7 +5759,19 @@
         <w:rPr>
           <w:lang w:val="en-PK"/>
         </w:rPr>
-        <w:t>Easy to share and version control, but may be less efficient for complex queries.</w:t>
+        <w:t xml:space="preserve">Easy to share and version </w:t>
+      </w:r>
+      <w:r>
+        <w:rPr>
+          <w:lang w:val="en-PK"/>
+        </w:rPr>
+        <w:t>control but</w:t>
+      </w:r>
+      <w:r>
+        <w:rPr>
+          <w:lang w:val="en-PK"/>
+        </w:rPr>
+        <w:t xml:space="preserve"> may be less efficient for complex queries.</w:t>
       </w:r>
     </w:p>
     <w:p>
@@ -5381,7 +5819,6 @@
           <w:sz w:val="36"/>
           <w:szCs w:val="36"/>
         </w:rPr>
-        <w:lastRenderedPageBreak/>
         <w:t>Visualizations (Optional)</w:t>
       </w:r>
       <w:r>
@@ -5423,10 +5860,11 @@
         <w:rPr>
           <w:noProof/>
         </w:rPr>
+        <w:lastRenderedPageBreak/>
         <w:drawing>
-          <wp:inline distT="0" distB="0" distL="0" distR="0" wp14:anchorId="7F9AFD5F" wp14:editId="51F6BD9D">
-            <wp:extent cx="5035550" cy="3917978"/>
-            <wp:effectExtent l="0" t="0" r="0" b="6350"/>
+          <wp:inline distT="0" distB="0" distL="0" distR="0" wp14:anchorId="7F9AFD5F" wp14:editId="09321C63">
+            <wp:extent cx="4500438" cy="3501627"/>
+            <wp:effectExtent l="0" t="0" r="0" b="3810"/>
             <wp:docPr id="1517525695" name="Picture 1" descr="A screen shot of a graph&#10;&#10;AI-generated content may be incorrect."/>
             <wp:cNvGraphicFramePr>
               <a:graphicFrameLocks xmlns:a="http://schemas.openxmlformats.org/drawingml/2006/main" noChangeAspect="1"/>
@@ -5439,7 +5877,7 @@
                     <pic:cNvPicPr/>
                   </pic:nvPicPr>
                   <pic:blipFill>
-                    <a:blip r:embed="rId12"/>
+                    <a:blip r:embed="rId13"/>
                     <a:stretch>
                       <a:fillRect/>
                     </a:stretch>
@@ -5447,7 +5885,7 @@
                   <pic:spPr>
                     <a:xfrm>
                       <a:off x="0" y="0"/>
-                      <a:ext cx="5050761" cy="3929813"/>
+                      <a:ext cx="4535062" cy="3528567"/>
                     </a:xfrm>
                     <a:prstGeom prst="rect">
                       <a:avLst/>
@@ -5506,7 +5944,7 @@
                     <pic:cNvPicPr/>
                   </pic:nvPicPr>
                   <pic:blipFill>
-                    <a:blip r:embed="rId13"/>
+                    <a:blip r:embed="rId14"/>
                     <a:stretch>
                       <a:fillRect/>
                     </a:stretch>
@@ -5563,7 +6001,7 @@
                     <pic:cNvPicPr/>
                   </pic:nvPicPr>
                   <pic:blipFill>
-                    <a:blip r:embed="rId14"/>
+                    <a:blip r:embed="rId15"/>
                     <a:stretch>
                       <a:fillRect/>
                     </a:stretch>
@@ -5630,7 +6068,7 @@
                     <pic:cNvPicPr/>
                   </pic:nvPicPr>
                   <pic:blipFill>
-                    <a:blip r:embed="rId15"/>
+                    <a:blip r:embed="rId16"/>
                     <a:stretch>
                       <a:fillRect/>
                     </a:stretch>
@@ -5667,8 +6105,13 @@
         <w:pStyle w:val="NoSpacing"/>
       </w:pPr>
       <w:r>
-        <w:t>Scatter plots indicating ‘Bitcoin’ and ‘Crypto’ interest scores over time, as fetched via pytrends</w:t>
-      </w:r>
+        <w:t xml:space="preserve">Scatter plots indicating ‘Bitcoin’ and ‘Crypto’ interest scores over time, as fetched via </w:t>
+      </w:r>
+      <w:proofErr w:type="spellStart"/>
+      <w:r>
+        <w:t>pytrends</w:t>
+      </w:r>
+      <w:proofErr w:type="spellEnd"/>
     </w:p>
     <w:p>
       <w:r>
@@ -5691,7 +6134,7 @@
                     <pic:cNvPicPr/>
                   </pic:nvPicPr>
                   <pic:blipFill>
-                    <a:blip r:embed="rId16"/>
+                    <a:blip r:embed="rId17"/>
                     <a:stretch>
                       <a:fillRect/>
                     </a:stretch>
@@ -5759,7 +6202,7 @@
                     <pic:cNvPicPr/>
                   </pic:nvPicPr>
                   <pic:blipFill>
-                    <a:blip r:embed="rId17"/>
+                    <a:blip r:embed="rId18"/>
                     <a:stretch>
                       <a:fillRect/>
                     </a:stretch>
@@ -6182,6 +6625,119 @@
     </w:lvl>
   </w:abstractNum>
   <w:abstractNum w:abstractNumId="3" w15:restartNumberingAfterBreak="0">
+    <w:nsid w:val="0D0B2437"/>
+    <w:multiLevelType w:val="hybridMultilevel"/>
+    <w:tmpl w:val="E3586CA2"/>
+    <w:lvl w:ilvl="0" w:tplc="20000001">
+      <w:start w:val="1"/>
+      <w:numFmt w:val="bullet"/>
+      <w:lvlText w:val=""/>
+      <w:lvlJc w:val="left"/>
+      <w:pPr>
+        <w:ind w:left="1440" w:hanging="360"/>
+      </w:pPr>
+      <w:rPr>
+        <w:rFonts w:ascii="Symbol" w:hAnsi="Symbol" w:hint="default"/>
+      </w:rPr>
+    </w:lvl>
+    <w:lvl w:ilvl="1" w:tplc="20000003" w:tentative="1">
+      <w:start w:val="1"/>
+      <w:numFmt w:val="bullet"/>
+      <w:lvlText w:val="o"/>
+      <w:lvlJc w:val="left"/>
+      <w:pPr>
+        <w:ind w:left="2160" w:hanging="360"/>
+      </w:pPr>
+      <w:rPr>
+        <w:rFonts w:ascii="Courier New" w:hAnsi="Courier New" w:cs="Courier New" w:hint="default"/>
+      </w:rPr>
+    </w:lvl>
+    <w:lvl w:ilvl="2" w:tplc="20000005" w:tentative="1">
+      <w:start w:val="1"/>
+      <w:numFmt w:val="bullet"/>
+      <w:lvlText w:val=""/>
+      <w:lvlJc w:val="left"/>
+      <w:pPr>
+        <w:ind w:left="2880" w:hanging="360"/>
+      </w:pPr>
+      <w:rPr>
+        <w:rFonts w:ascii="Wingdings" w:hAnsi="Wingdings" w:hint="default"/>
+      </w:rPr>
+    </w:lvl>
+    <w:lvl w:ilvl="3" w:tplc="20000001" w:tentative="1">
+      <w:start w:val="1"/>
+      <w:numFmt w:val="bullet"/>
+      <w:lvlText w:val=""/>
+      <w:lvlJc w:val="left"/>
+      <w:pPr>
+        <w:ind w:left="3600" w:hanging="360"/>
+      </w:pPr>
+      <w:rPr>
+        <w:rFonts w:ascii="Symbol" w:hAnsi="Symbol" w:hint="default"/>
+      </w:rPr>
+    </w:lvl>
+    <w:lvl w:ilvl="4" w:tplc="20000003" w:tentative="1">
+      <w:start w:val="1"/>
+      <w:numFmt w:val="bullet"/>
+      <w:lvlText w:val="o"/>
+      <w:lvlJc w:val="left"/>
+      <w:pPr>
+        <w:ind w:left="4320" w:hanging="360"/>
+      </w:pPr>
+      <w:rPr>
+        <w:rFonts w:ascii="Courier New" w:hAnsi="Courier New" w:cs="Courier New" w:hint="default"/>
+      </w:rPr>
+    </w:lvl>
+    <w:lvl w:ilvl="5" w:tplc="20000005" w:tentative="1">
+      <w:start w:val="1"/>
+      <w:numFmt w:val="bullet"/>
+      <w:lvlText w:val=""/>
+      <w:lvlJc w:val="left"/>
+      <w:pPr>
+        <w:ind w:left="5040" w:hanging="360"/>
+      </w:pPr>
+      <w:rPr>
+        <w:rFonts w:ascii="Wingdings" w:hAnsi="Wingdings" w:hint="default"/>
+      </w:rPr>
+    </w:lvl>
+    <w:lvl w:ilvl="6" w:tplc="20000001" w:tentative="1">
+      <w:start w:val="1"/>
+      <w:numFmt w:val="bullet"/>
+      <w:lvlText w:val=""/>
+      <w:lvlJc w:val="left"/>
+      <w:pPr>
+        <w:ind w:left="5760" w:hanging="360"/>
+      </w:pPr>
+      <w:rPr>
+        <w:rFonts w:ascii="Symbol" w:hAnsi="Symbol" w:hint="default"/>
+      </w:rPr>
+    </w:lvl>
+    <w:lvl w:ilvl="7" w:tplc="20000003" w:tentative="1">
+      <w:start w:val="1"/>
+      <w:numFmt w:val="bullet"/>
+      <w:lvlText w:val="o"/>
+      <w:lvlJc w:val="left"/>
+      <w:pPr>
+        <w:ind w:left="6480" w:hanging="360"/>
+      </w:pPr>
+      <w:rPr>
+        <w:rFonts w:ascii="Courier New" w:hAnsi="Courier New" w:cs="Courier New" w:hint="default"/>
+      </w:rPr>
+    </w:lvl>
+    <w:lvl w:ilvl="8" w:tplc="20000005" w:tentative="1">
+      <w:start w:val="1"/>
+      <w:numFmt w:val="bullet"/>
+      <w:lvlText w:val=""/>
+      <w:lvlJc w:val="left"/>
+      <w:pPr>
+        <w:ind w:left="7200" w:hanging="360"/>
+      </w:pPr>
+      <w:rPr>
+        <w:rFonts w:ascii="Wingdings" w:hAnsi="Wingdings" w:hint="default"/>
+      </w:rPr>
+    </w:lvl>
+  </w:abstractNum>
+  <w:abstractNum w:abstractNumId="4" w15:restartNumberingAfterBreak="0">
     <w:nsid w:val="16CB0EA3"/>
     <w:multiLevelType w:val="multilevel"/>
     <w:tmpl w:val="6C520908"/>
@@ -6330,7 +6886,7 @@
       </w:rPr>
     </w:lvl>
   </w:abstractNum>
-  <w:abstractNum w:abstractNumId="4" w15:restartNumberingAfterBreak="0">
+  <w:abstractNum w:abstractNumId="5" w15:restartNumberingAfterBreak="0">
     <w:nsid w:val="184843B1"/>
     <w:multiLevelType w:val="multilevel"/>
     <w:tmpl w:val="5742FC08"/>
@@ -6479,7 +7035,156 @@
       </w:rPr>
     </w:lvl>
   </w:abstractNum>
-  <w:abstractNum w:abstractNumId="5" w15:restartNumberingAfterBreak="0">
+  <w:abstractNum w:abstractNumId="6" w15:restartNumberingAfterBreak="0">
+    <w:nsid w:val="27BF7B0C"/>
+    <w:multiLevelType w:val="multilevel"/>
+    <w:tmpl w:val="7756A926"/>
+    <w:lvl w:ilvl="0">
+      <w:start w:val="1"/>
+      <w:numFmt w:val="bullet"/>
+      <w:lvlText w:val=""/>
+      <w:lvlJc w:val="left"/>
+      <w:pPr>
+        <w:tabs>
+          <w:tab w:val="num" w:pos="720"/>
+        </w:tabs>
+        <w:ind w:left="720" w:hanging="360"/>
+      </w:pPr>
+      <w:rPr>
+        <w:rFonts w:ascii="Symbol" w:hAnsi="Symbol" w:hint="default"/>
+        <w:sz w:val="20"/>
+      </w:rPr>
+    </w:lvl>
+    <w:lvl w:ilvl="1" w:tentative="1">
+      <w:start w:val="1"/>
+      <w:numFmt w:val="bullet"/>
+      <w:lvlText w:val="o"/>
+      <w:lvlJc w:val="left"/>
+      <w:pPr>
+        <w:tabs>
+          <w:tab w:val="num" w:pos="1440"/>
+        </w:tabs>
+        <w:ind w:left="1440" w:hanging="360"/>
+      </w:pPr>
+      <w:rPr>
+        <w:rFonts w:ascii="Courier New" w:hAnsi="Courier New" w:hint="default"/>
+        <w:sz w:val="20"/>
+      </w:rPr>
+    </w:lvl>
+    <w:lvl w:ilvl="2" w:tentative="1">
+      <w:start w:val="1"/>
+      <w:numFmt w:val="bullet"/>
+      <w:lvlText w:val=""/>
+      <w:lvlJc w:val="left"/>
+      <w:pPr>
+        <w:tabs>
+          <w:tab w:val="num" w:pos="2160"/>
+        </w:tabs>
+        <w:ind w:left="2160" w:hanging="360"/>
+      </w:pPr>
+      <w:rPr>
+        <w:rFonts w:ascii="Wingdings" w:hAnsi="Wingdings" w:hint="default"/>
+        <w:sz w:val="20"/>
+      </w:rPr>
+    </w:lvl>
+    <w:lvl w:ilvl="3" w:tentative="1">
+      <w:start w:val="1"/>
+      <w:numFmt w:val="bullet"/>
+      <w:lvlText w:val=""/>
+      <w:lvlJc w:val="left"/>
+      <w:pPr>
+        <w:tabs>
+          <w:tab w:val="num" w:pos="2880"/>
+        </w:tabs>
+        <w:ind w:left="2880" w:hanging="360"/>
+      </w:pPr>
+      <w:rPr>
+        <w:rFonts w:ascii="Wingdings" w:hAnsi="Wingdings" w:hint="default"/>
+        <w:sz w:val="20"/>
+      </w:rPr>
+    </w:lvl>
+    <w:lvl w:ilvl="4" w:tentative="1">
+      <w:start w:val="1"/>
+      <w:numFmt w:val="bullet"/>
+      <w:lvlText w:val=""/>
+      <w:lvlJc w:val="left"/>
+      <w:pPr>
+        <w:tabs>
+          <w:tab w:val="num" w:pos="3600"/>
+        </w:tabs>
+        <w:ind w:left="3600" w:hanging="360"/>
+      </w:pPr>
+      <w:rPr>
+        <w:rFonts w:ascii="Wingdings" w:hAnsi="Wingdings" w:hint="default"/>
+        <w:sz w:val="20"/>
+      </w:rPr>
+    </w:lvl>
+    <w:lvl w:ilvl="5" w:tentative="1">
+      <w:start w:val="1"/>
+      <w:numFmt w:val="bullet"/>
+      <w:lvlText w:val=""/>
+      <w:lvlJc w:val="left"/>
+      <w:pPr>
+        <w:tabs>
+          <w:tab w:val="num" w:pos="4320"/>
+        </w:tabs>
+        <w:ind w:left="4320" w:hanging="360"/>
+      </w:pPr>
+      <w:rPr>
+        <w:rFonts w:ascii="Wingdings" w:hAnsi="Wingdings" w:hint="default"/>
+        <w:sz w:val="20"/>
+      </w:rPr>
+    </w:lvl>
+    <w:lvl w:ilvl="6" w:tentative="1">
+      <w:start w:val="1"/>
+      <w:numFmt w:val="bullet"/>
+      <w:lvlText w:val=""/>
+      <w:lvlJc w:val="left"/>
+      <w:pPr>
+        <w:tabs>
+          <w:tab w:val="num" w:pos="5040"/>
+        </w:tabs>
+        <w:ind w:left="5040" w:hanging="360"/>
+      </w:pPr>
+      <w:rPr>
+        <w:rFonts w:ascii="Wingdings" w:hAnsi="Wingdings" w:hint="default"/>
+        <w:sz w:val="20"/>
+      </w:rPr>
+    </w:lvl>
+    <w:lvl w:ilvl="7" w:tentative="1">
+      <w:start w:val="1"/>
+      <w:numFmt w:val="bullet"/>
+      <w:lvlText w:val=""/>
+      <w:lvlJc w:val="left"/>
+      <w:pPr>
+        <w:tabs>
+          <w:tab w:val="num" w:pos="5760"/>
+        </w:tabs>
+        <w:ind w:left="5760" w:hanging="360"/>
+      </w:pPr>
+      <w:rPr>
+        <w:rFonts w:ascii="Wingdings" w:hAnsi="Wingdings" w:hint="default"/>
+        <w:sz w:val="20"/>
+      </w:rPr>
+    </w:lvl>
+    <w:lvl w:ilvl="8" w:tentative="1">
+      <w:start w:val="1"/>
+      <w:numFmt w:val="bullet"/>
+      <w:lvlText w:val=""/>
+      <w:lvlJc w:val="left"/>
+      <w:pPr>
+        <w:tabs>
+          <w:tab w:val="num" w:pos="6480"/>
+        </w:tabs>
+        <w:ind w:left="6480" w:hanging="360"/>
+      </w:pPr>
+      <w:rPr>
+        <w:rFonts w:ascii="Wingdings" w:hAnsi="Wingdings" w:hint="default"/>
+        <w:sz w:val="20"/>
+      </w:rPr>
+    </w:lvl>
+  </w:abstractNum>
+  <w:abstractNum w:abstractNumId="7" w15:restartNumberingAfterBreak="0">
     <w:nsid w:val="2D8F728E"/>
     <w:multiLevelType w:val="multilevel"/>
     <w:tmpl w:val="0AB04E8C"/>
@@ -6490,9 +7195,9 @@
       <w:lvlJc w:val="left"/>
       <w:pPr>
         <w:tabs>
-          <w:tab w:val="num" w:pos="720"/>
-        </w:tabs>
-        <w:ind w:left="720" w:hanging="360"/>
+          <w:tab w:val="num" w:pos="1080"/>
+        </w:tabs>
+        <w:ind w:left="1080" w:hanging="360"/>
       </w:pPr>
       <w:rPr>
         <w:rFonts w:ascii="Symbol" w:hAnsi="Symbol" w:hint="default"/>
@@ -6506,9 +7211,9 @@
       <w:lvlJc w:val="left"/>
       <w:pPr>
         <w:tabs>
-          <w:tab w:val="num" w:pos="1440"/>
-        </w:tabs>
-        <w:ind w:left="1440" w:hanging="360"/>
+          <w:tab w:val="num" w:pos="1800"/>
+        </w:tabs>
+        <w:ind w:left="1800" w:hanging="360"/>
       </w:pPr>
       <w:rPr>
         <w:rFonts w:ascii="Courier New" w:hAnsi="Courier New" w:hint="default"/>
@@ -6522,9 +7227,9 @@
       <w:lvlJc w:val="left"/>
       <w:pPr>
         <w:tabs>
-          <w:tab w:val="num" w:pos="2160"/>
-        </w:tabs>
-        <w:ind w:left="2160" w:hanging="360"/>
+          <w:tab w:val="num" w:pos="2520"/>
+        </w:tabs>
+        <w:ind w:left="2520" w:hanging="360"/>
       </w:pPr>
       <w:rPr>
         <w:rFonts w:ascii="Wingdings" w:hAnsi="Wingdings" w:hint="default"/>
@@ -6538,9 +7243,9 @@
       <w:lvlJc w:val="left"/>
       <w:pPr>
         <w:tabs>
-          <w:tab w:val="num" w:pos="2880"/>
-        </w:tabs>
-        <w:ind w:left="2880" w:hanging="360"/>
+          <w:tab w:val="num" w:pos="3240"/>
+        </w:tabs>
+        <w:ind w:left="3240" w:hanging="360"/>
       </w:pPr>
       <w:rPr>
         <w:rFonts w:ascii="Wingdings" w:hAnsi="Wingdings" w:hint="default"/>
@@ -6554,9 +7259,9 @@
       <w:lvlJc w:val="left"/>
       <w:pPr>
         <w:tabs>
-          <w:tab w:val="num" w:pos="3600"/>
-        </w:tabs>
-        <w:ind w:left="3600" w:hanging="360"/>
+          <w:tab w:val="num" w:pos="3960"/>
+        </w:tabs>
+        <w:ind w:left="3960" w:hanging="360"/>
       </w:pPr>
       <w:rPr>
         <w:rFonts w:ascii="Wingdings" w:hAnsi="Wingdings" w:hint="default"/>
@@ -6570,9 +7275,9 @@
       <w:lvlJc w:val="left"/>
       <w:pPr>
         <w:tabs>
-          <w:tab w:val="num" w:pos="4320"/>
-        </w:tabs>
-        <w:ind w:left="4320" w:hanging="360"/>
+          <w:tab w:val="num" w:pos="4680"/>
+        </w:tabs>
+        <w:ind w:left="4680" w:hanging="360"/>
       </w:pPr>
       <w:rPr>
         <w:rFonts w:ascii="Wingdings" w:hAnsi="Wingdings" w:hint="default"/>
@@ -6586,9 +7291,9 @@
       <w:lvlJc w:val="left"/>
       <w:pPr>
         <w:tabs>
-          <w:tab w:val="num" w:pos="5040"/>
-        </w:tabs>
-        <w:ind w:left="5040" w:hanging="360"/>
+          <w:tab w:val="num" w:pos="5400"/>
+        </w:tabs>
+        <w:ind w:left="5400" w:hanging="360"/>
       </w:pPr>
       <w:rPr>
         <w:rFonts w:ascii="Wingdings" w:hAnsi="Wingdings" w:hint="default"/>
@@ -6602,9 +7307,9 @@
       <w:lvlJc w:val="left"/>
       <w:pPr>
         <w:tabs>
-          <w:tab w:val="num" w:pos="5760"/>
-        </w:tabs>
-        <w:ind w:left="5760" w:hanging="360"/>
+          <w:tab w:val="num" w:pos="6120"/>
+        </w:tabs>
+        <w:ind w:left="6120" w:hanging="360"/>
       </w:pPr>
       <w:rPr>
         <w:rFonts w:ascii="Wingdings" w:hAnsi="Wingdings" w:hint="default"/>
@@ -6618,9 +7323,9 @@
       <w:lvlJc w:val="left"/>
       <w:pPr>
         <w:tabs>
-          <w:tab w:val="num" w:pos="6480"/>
-        </w:tabs>
-        <w:ind w:left="6480" w:hanging="360"/>
+          <w:tab w:val="num" w:pos="6840"/>
+        </w:tabs>
+        <w:ind w:left="6840" w:hanging="360"/>
       </w:pPr>
       <w:rPr>
         <w:rFonts w:ascii="Wingdings" w:hAnsi="Wingdings" w:hint="default"/>
@@ -6628,7 +7333,7 @@
       </w:rPr>
     </w:lvl>
   </w:abstractNum>
-  <w:abstractNum w:abstractNumId="6" w15:restartNumberingAfterBreak="0">
+  <w:abstractNum w:abstractNumId="8" w15:restartNumberingAfterBreak="0">
     <w:nsid w:val="2EB875E9"/>
     <w:multiLevelType w:val="multilevel"/>
     <w:tmpl w:val="63D6A88A"/>
@@ -6745,7 +7450,7 @@
       </w:pPr>
     </w:lvl>
   </w:abstractNum>
-  <w:abstractNum w:abstractNumId="7" w15:restartNumberingAfterBreak="0">
+  <w:abstractNum w:abstractNumId="9" w15:restartNumberingAfterBreak="0">
     <w:nsid w:val="2F1A443D"/>
     <w:multiLevelType w:val="multilevel"/>
     <w:tmpl w:val="18143C18"/>
@@ -6894,7 +7599,7 @@
       </w:rPr>
     </w:lvl>
   </w:abstractNum>
-  <w:abstractNum w:abstractNumId="8" w15:restartNumberingAfterBreak="0">
+  <w:abstractNum w:abstractNumId="10" w15:restartNumberingAfterBreak="0">
     <w:nsid w:val="39C56A2F"/>
     <w:multiLevelType w:val="multilevel"/>
     <w:tmpl w:val="B84E0400"/>
@@ -7039,7 +7744,7 @@
       </w:rPr>
     </w:lvl>
   </w:abstractNum>
-  <w:abstractNum w:abstractNumId="9" w15:restartNumberingAfterBreak="0">
+  <w:abstractNum w:abstractNumId="11" w15:restartNumberingAfterBreak="0">
     <w:nsid w:val="3D581230"/>
     <w:multiLevelType w:val="hybridMultilevel"/>
     <w:tmpl w:val="290E70DE"/>
@@ -7128,7 +7833,7 @@
       </w:pPr>
     </w:lvl>
   </w:abstractNum>
-  <w:abstractNum w:abstractNumId="10" w15:restartNumberingAfterBreak="0">
+  <w:abstractNum w:abstractNumId="12" w15:restartNumberingAfterBreak="0">
     <w:nsid w:val="40E60824"/>
     <w:multiLevelType w:val="multilevel"/>
     <w:tmpl w:val="14D0D03A"/>
@@ -7277,7 +7982,7 @@
       </w:rPr>
     </w:lvl>
   </w:abstractNum>
-  <w:abstractNum w:abstractNumId="11" w15:restartNumberingAfterBreak="0">
+  <w:abstractNum w:abstractNumId="13" w15:restartNumberingAfterBreak="0">
     <w:nsid w:val="434C003B"/>
     <w:multiLevelType w:val="hybridMultilevel"/>
     <w:tmpl w:val="EADED96E"/>
@@ -7390,7 +8095,7 @@
       </w:rPr>
     </w:lvl>
   </w:abstractNum>
-  <w:abstractNum w:abstractNumId="12" w15:restartNumberingAfterBreak="0">
+  <w:abstractNum w:abstractNumId="14" w15:restartNumberingAfterBreak="0">
     <w:nsid w:val="43AA169C"/>
     <w:multiLevelType w:val="hybridMultilevel"/>
     <w:tmpl w:val="59987C1A"/>
@@ -7503,7 +8208,7 @@
       </w:rPr>
     </w:lvl>
   </w:abstractNum>
-  <w:abstractNum w:abstractNumId="13" w15:restartNumberingAfterBreak="0">
+  <w:abstractNum w:abstractNumId="15" w15:restartNumberingAfterBreak="0">
     <w:nsid w:val="4C192CDF"/>
     <w:multiLevelType w:val="multilevel"/>
     <w:tmpl w:val="43F6C4F2"/>
@@ -7652,7 +8357,7 @@
       </w:rPr>
     </w:lvl>
   </w:abstractNum>
-  <w:abstractNum w:abstractNumId="14" w15:restartNumberingAfterBreak="0">
+  <w:abstractNum w:abstractNumId="16" w15:restartNumberingAfterBreak="0">
     <w:nsid w:val="4DAA42FF"/>
     <w:multiLevelType w:val="multilevel"/>
     <w:tmpl w:val="0002949C"/>
@@ -7801,7 +8506,7 @@
       </w:rPr>
     </w:lvl>
   </w:abstractNum>
-  <w:abstractNum w:abstractNumId="15" w15:restartNumberingAfterBreak="0">
+  <w:abstractNum w:abstractNumId="17" w15:restartNumberingAfterBreak="0">
     <w:nsid w:val="4E777F5A"/>
     <w:multiLevelType w:val="hybridMultilevel"/>
     <w:tmpl w:val="8D4AF9CA"/>
@@ -7914,7 +8619,7 @@
       </w:rPr>
     </w:lvl>
   </w:abstractNum>
-  <w:abstractNum w:abstractNumId="16" w15:restartNumberingAfterBreak="0">
+  <w:abstractNum w:abstractNumId="18" w15:restartNumberingAfterBreak="0">
     <w:nsid w:val="576918A3"/>
     <w:multiLevelType w:val="multilevel"/>
     <w:tmpl w:val="D90AE8DA"/>
@@ -8063,7 +8768,7 @@
       </w:rPr>
     </w:lvl>
   </w:abstractNum>
-  <w:abstractNum w:abstractNumId="17" w15:restartNumberingAfterBreak="0">
+  <w:abstractNum w:abstractNumId="19" w15:restartNumberingAfterBreak="0">
     <w:nsid w:val="5AEB20D3"/>
     <w:multiLevelType w:val="multilevel"/>
     <w:tmpl w:val="D2827DD6"/>
@@ -8208,7 +8913,7 @@
       </w:rPr>
     </w:lvl>
   </w:abstractNum>
-  <w:abstractNum w:abstractNumId="18" w15:restartNumberingAfterBreak="0">
+  <w:abstractNum w:abstractNumId="20" w15:restartNumberingAfterBreak="0">
     <w:nsid w:val="5E941BF4"/>
     <w:multiLevelType w:val="hybridMultilevel"/>
     <w:tmpl w:val="2C80A380"/>
@@ -8321,7 +9026,7 @@
       </w:rPr>
     </w:lvl>
   </w:abstractNum>
-  <w:abstractNum w:abstractNumId="19" w15:restartNumberingAfterBreak="0">
+  <w:abstractNum w:abstractNumId="21" w15:restartNumberingAfterBreak="0">
     <w:nsid w:val="5F7B44F1"/>
     <w:multiLevelType w:val="multilevel"/>
     <w:tmpl w:val="47F03D58"/>
@@ -8470,7 +9175,7 @@
       </w:rPr>
     </w:lvl>
   </w:abstractNum>
-  <w:abstractNum w:abstractNumId="20" w15:restartNumberingAfterBreak="0">
+  <w:abstractNum w:abstractNumId="22" w15:restartNumberingAfterBreak="0">
     <w:nsid w:val="64EE42DF"/>
     <w:multiLevelType w:val="multilevel"/>
     <w:tmpl w:val="669E28A4"/>
@@ -8619,7 +9324,7 @@
       </w:rPr>
     </w:lvl>
   </w:abstractNum>
-  <w:abstractNum w:abstractNumId="21" w15:restartNumberingAfterBreak="0">
+  <w:abstractNum w:abstractNumId="23" w15:restartNumberingAfterBreak="0">
     <w:nsid w:val="675746EC"/>
     <w:multiLevelType w:val="multilevel"/>
     <w:tmpl w:val="1C6E3114"/>
@@ -8768,7 +9473,7 @@
       </w:rPr>
     </w:lvl>
   </w:abstractNum>
-  <w:abstractNum w:abstractNumId="22" w15:restartNumberingAfterBreak="0">
+  <w:abstractNum w:abstractNumId="24" w15:restartNumberingAfterBreak="0">
     <w:nsid w:val="681A6C13"/>
     <w:multiLevelType w:val="hybridMultilevel"/>
     <w:tmpl w:val="E6562B8E"/>
@@ -8854,7 +9559,7 @@
       </w:pPr>
     </w:lvl>
   </w:abstractNum>
-  <w:abstractNum w:abstractNumId="23" w15:restartNumberingAfterBreak="0">
+  <w:abstractNum w:abstractNumId="25" w15:restartNumberingAfterBreak="0">
     <w:nsid w:val="6A341745"/>
     <w:multiLevelType w:val="multilevel"/>
     <w:tmpl w:val="CA7C76A4"/>
@@ -9003,7 +9708,7 @@
       </w:rPr>
     </w:lvl>
   </w:abstractNum>
-  <w:abstractNum w:abstractNumId="24" w15:restartNumberingAfterBreak="0">
+  <w:abstractNum w:abstractNumId="26" w15:restartNumberingAfterBreak="0">
     <w:nsid w:val="6C0548AC"/>
     <w:multiLevelType w:val="multilevel"/>
     <w:tmpl w:val="74E4CF84"/>
@@ -9148,7 +9853,7 @@
       </w:rPr>
     </w:lvl>
   </w:abstractNum>
-  <w:abstractNum w:abstractNumId="25" w15:restartNumberingAfterBreak="0">
+  <w:abstractNum w:abstractNumId="27" w15:restartNumberingAfterBreak="0">
     <w:nsid w:val="6E3B20DA"/>
     <w:multiLevelType w:val="multilevel"/>
     <w:tmpl w:val="07B89A64"/>
@@ -9297,7 +10002,7 @@
       </w:rPr>
     </w:lvl>
   </w:abstractNum>
-  <w:abstractNum w:abstractNumId="26" w15:restartNumberingAfterBreak="0">
+  <w:abstractNum w:abstractNumId="28" w15:restartNumberingAfterBreak="0">
     <w:nsid w:val="74E66C76"/>
     <w:multiLevelType w:val="hybridMultilevel"/>
     <w:tmpl w:val="79EE0C52"/>
@@ -9410,7 +10115,156 @@
       </w:rPr>
     </w:lvl>
   </w:abstractNum>
-  <w:abstractNum w:abstractNumId="27" w15:restartNumberingAfterBreak="0">
+  <w:abstractNum w:abstractNumId="29" w15:restartNumberingAfterBreak="0">
+    <w:nsid w:val="76446ECC"/>
+    <w:multiLevelType w:val="multilevel"/>
+    <w:tmpl w:val="BD807DFA"/>
+    <w:lvl w:ilvl="0">
+      <w:start w:val="1"/>
+      <w:numFmt w:val="bullet"/>
+      <w:lvlText w:val=""/>
+      <w:lvlJc w:val="left"/>
+      <w:pPr>
+        <w:tabs>
+          <w:tab w:val="num" w:pos="720"/>
+        </w:tabs>
+        <w:ind w:left="720" w:hanging="360"/>
+      </w:pPr>
+      <w:rPr>
+        <w:rFonts w:ascii="Symbol" w:hAnsi="Symbol" w:hint="default"/>
+        <w:sz w:val="20"/>
+      </w:rPr>
+    </w:lvl>
+    <w:lvl w:ilvl="1" w:tentative="1">
+      <w:start w:val="1"/>
+      <w:numFmt w:val="bullet"/>
+      <w:lvlText w:val="o"/>
+      <w:lvlJc w:val="left"/>
+      <w:pPr>
+        <w:tabs>
+          <w:tab w:val="num" w:pos="1440"/>
+        </w:tabs>
+        <w:ind w:left="1440" w:hanging="360"/>
+      </w:pPr>
+      <w:rPr>
+        <w:rFonts w:ascii="Courier New" w:hAnsi="Courier New" w:hint="default"/>
+        <w:sz w:val="20"/>
+      </w:rPr>
+    </w:lvl>
+    <w:lvl w:ilvl="2" w:tentative="1">
+      <w:start w:val="1"/>
+      <w:numFmt w:val="bullet"/>
+      <w:lvlText w:val=""/>
+      <w:lvlJc w:val="left"/>
+      <w:pPr>
+        <w:tabs>
+          <w:tab w:val="num" w:pos="2160"/>
+        </w:tabs>
+        <w:ind w:left="2160" w:hanging="360"/>
+      </w:pPr>
+      <w:rPr>
+        <w:rFonts w:ascii="Wingdings" w:hAnsi="Wingdings" w:hint="default"/>
+        <w:sz w:val="20"/>
+      </w:rPr>
+    </w:lvl>
+    <w:lvl w:ilvl="3" w:tentative="1">
+      <w:start w:val="1"/>
+      <w:numFmt w:val="bullet"/>
+      <w:lvlText w:val=""/>
+      <w:lvlJc w:val="left"/>
+      <w:pPr>
+        <w:tabs>
+          <w:tab w:val="num" w:pos="2880"/>
+        </w:tabs>
+        <w:ind w:left="2880" w:hanging="360"/>
+      </w:pPr>
+      <w:rPr>
+        <w:rFonts w:ascii="Wingdings" w:hAnsi="Wingdings" w:hint="default"/>
+        <w:sz w:val="20"/>
+      </w:rPr>
+    </w:lvl>
+    <w:lvl w:ilvl="4" w:tentative="1">
+      <w:start w:val="1"/>
+      <w:numFmt w:val="bullet"/>
+      <w:lvlText w:val=""/>
+      <w:lvlJc w:val="left"/>
+      <w:pPr>
+        <w:tabs>
+          <w:tab w:val="num" w:pos="3600"/>
+        </w:tabs>
+        <w:ind w:left="3600" w:hanging="360"/>
+      </w:pPr>
+      <w:rPr>
+        <w:rFonts w:ascii="Wingdings" w:hAnsi="Wingdings" w:hint="default"/>
+        <w:sz w:val="20"/>
+      </w:rPr>
+    </w:lvl>
+    <w:lvl w:ilvl="5" w:tentative="1">
+      <w:start w:val="1"/>
+      <w:numFmt w:val="bullet"/>
+      <w:lvlText w:val=""/>
+      <w:lvlJc w:val="left"/>
+      <w:pPr>
+        <w:tabs>
+          <w:tab w:val="num" w:pos="4320"/>
+        </w:tabs>
+        <w:ind w:left="4320" w:hanging="360"/>
+      </w:pPr>
+      <w:rPr>
+        <w:rFonts w:ascii="Wingdings" w:hAnsi="Wingdings" w:hint="default"/>
+        <w:sz w:val="20"/>
+      </w:rPr>
+    </w:lvl>
+    <w:lvl w:ilvl="6" w:tentative="1">
+      <w:start w:val="1"/>
+      <w:numFmt w:val="bullet"/>
+      <w:lvlText w:val=""/>
+      <w:lvlJc w:val="left"/>
+      <w:pPr>
+        <w:tabs>
+          <w:tab w:val="num" w:pos="5040"/>
+        </w:tabs>
+        <w:ind w:left="5040" w:hanging="360"/>
+      </w:pPr>
+      <w:rPr>
+        <w:rFonts w:ascii="Wingdings" w:hAnsi="Wingdings" w:hint="default"/>
+        <w:sz w:val="20"/>
+      </w:rPr>
+    </w:lvl>
+    <w:lvl w:ilvl="7" w:tentative="1">
+      <w:start w:val="1"/>
+      <w:numFmt w:val="bullet"/>
+      <w:lvlText w:val=""/>
+      <w:lvlJc w:val="left"/>
+      <w:pPr>
+        <w:tabs>
+          <w:tab w:val="num" w:pos="5760"/>
+        </w:tabs>
+        <w:ind w:left="5760" w:hanging="360"/>
+      </w:pPr>
+      <w:rPr>
+        <w:rFonts w:ascii="Wingdings" w:hAnsi="Wingdings" w:hint="default"/>
+        <w:sz w:val="20"/>
+      </w:rPr>
+    </w:lvl>
+    <w:lvl w:ilvl="8" w:tentative="1">
+      <w:start w:val="1"/>
+      <w:numFmt w:val="bullet"/>
+      <w:lvlText w:val=""/>
+      <w:lvlJc w:val="left"/>
+      <w:pPr>
+        <w:tabs>
+          <w:tab w:val="num" w:pos="6480"/>
+        </w:tabs>
+        <w:ind w:left="6480" w:hanging="360"/>
+      </w:pPr>
+      <w:rPr>
+        <w:rFonts w:ascii="Wingdings" w:hAnsi="Wingdings" w:hint="default"/>
+        <w:sz w:val="20"/>
+      </w:rPr>
+    </w:lvl>
+  </w:abstractNum>
+  <w:abstractNum w:abstractNumId="30" w15:restartNumberingAfterBreak="0">
     <w:nsid w:val="7A31717C"/>
     <w:multiLevelType w:val="multilevel"/>
     <w:tmpl w:val="FF3EA206"/>
@@ -9560,88 +10414,97 @@
     </w:lvl>
   </w:abstractNum>
   <w:num w:numId="1" w16cid:durableId="1094744878">
-    <w:abstractNumId w:val="22"/>
+    <w:abstractNumId w:val="24"/>
   </w:num>
   <w:num w:numId="2" w16cid:durableId="1699819782">
-    <w:abstractNumId w:val="9"/>
+    <w:abstractNumId w:val="11"/>
   </w:num>
   <w:num w:numId="3" w16cid:durableId="2063743996">
     <w:abstractNumId w:val="2"/>
   </w:num>
   <w:num w:numId="4" w16cid:durableId="445852247">
-    <w:abstractNumId w:val="27"/>
+    <w:abstractNumId w:val="30"/>
   </w:num>
   <w:num w:numId="5" w16cid:durableId="632489867">
+    <w:abstractNumId w:val="5"/>
+  </w:num>
+  <w:num w:numId="6" w16cid:durableId="1999652915">
     <w:abstractNumId w:val="4"/>
   </w:num>
-  <w:num w:numId="6" w16cid:durableId="1999652915">
-    <w:abstractNumId w:val="3"/>
-  </w:num>
   <w:num w:numId="7" w16cid:durableId="1538542408">
-    <w:abstractNumId w:val="14"/>
+    <w:abstractNumId w:val="16"/>
   </w:num>
   <w:num w:numId="8" w16cid:durableId="1592658484">
+    <w:abstractNumId w:val="12"/>
+  </w:num>
+  <w:num w:numId="9" w16cid:durableId="299193600">
+    <w:abstractNumId w:val="8"/>
+  </w:num>
+  <w:num w:numId="10" w16cid:durableId="1426918084">
+    <w:abstractNumId w:val="7"/>
+  </w:num>
+  <w:num w:numId="11" w16cid:durableId="1214318110">
+    <w:abstractNumId w:val="26"/>
+  </w:num>
+  <w:num w:numId="12" w16cid:durableId="212012134">
+    <w:abstractNumId w:val="23"/>
+  </w:num>
+  <w:num w:numId="13" w16cid:durableId="1879002362">
+    <w:abstractNumId w:val="19"/>
+  </w:num>
+  <w:num w:numId="14" w16cid:durableId="1876966607">
+    <w:abstractNumId w:val="21"/>
+  </w:num>
+  <w:num w:numId="15" w16cid:durableId="1517883357">
     <w:abstractNumId w:val="10"/>
   </w:num>
-  <w:num w:numId="9" w16cid:durableId="299193600">
-    <w:abstractNumId w:val="6"/>
-  </w:num>
-  <w:num w:numId="10" w16cid:durableId="1426918084">
-    <w:abstractNumId w:val="5"/>
-  </w:num>
-  <w:num w:numId="11" w16cid:durableId="1214318110">
-    <w:abstractNumId w:val="24"/>
-  </w:num>
-  <w:num w:numId="12" w16cid:durableId="212012134">
-    <w:abstractNumId w:val="21"/>
-  </w:num>
-  <w:num w:numId="13" w16cid:durableId="1879002362">
-    <w:abstractNumId w:val="17"/>
-  </w:num>
-  <w:num w:numId="14" w16cid:durableId="1876966607">
-    <w:abstractNumId w:val="19"/>
-  </w:num>
-  <w:num w:numId="15" w16cid:durableId="1517883357">
-    <w:abstractNumId w:val="8"/>
-  </w:num>
   <w:num w:numId="16" w16cid:durableId="2083791946">
-    <w:abstractNumId w:val="13"/>
+    <w:abstractNumId w:val="15"/>
   </w:num>
   <w:num w:numId="17" w16cid:durableId="954363784">
-    <w:abstractNumId w:val="16"/>
+    <w:abstractNumId w:val="18"/>
   </w:num>
   <w:num w:numId="18" w16cid:durableId="480122749">
-    <w:abstractNumId w:val="12"/>
+    <w:abstractNumId w:val="14"/>
   </w:num>
   <w:num w:numId="19" w16cid:durableId="332071738">
     <w:abstractNumId w:val="0"/>
   </w:num>
   <w:num w:numId="20" w16cid:durableId="2025940895">
-    <w:abstractNumId w:val="23"/>
+    <w:abstractNumId w:val="25"/>
   </w:num>
   <w:num w:numId="21" w16cid:durableId="698747510">
     <w:abstractNumId w:val="1"/>
   </w:num>
   <w:num w:numId="22" w16cid:durableId="1198736627">
-    <w:abstractNumId w:val="15"/>
+    <w:abstractNumId w:val="17"/>
   </w:num>
   <w:num w:numId="23" w16cid:durableId="1273899341">
+    <w:abstractNumId w:val="22"/>
+  </w:num>
+  <w:num w:numId="24" w16cid:durableId="1646619067">
+    <w:abstractNumId w:val="9"/>
+  </w:num>
+  <w:num w:numId="25" w16cid:durableId="1275753353">
+    <w:abstractNumId w:val="27"/>
+  </w:num>
+  <w:num w:numId="26" w16cid:durableId="1796095768">
+    <w:abstractNumId w:val="13"/>
+  </w:num>
+  <w:num w:numId="27" w16cid:durableId="1308822567">
     <w:abstractNumId w:val="20"/>
   </w:num>
-  <w:num w:numId="24" w16cid:durableId="1646619067">
-    <w:abstractNumId w:val="7"/>
+  <w:num w:numId="28" w16cid:durableId="1533033184">
+    <w:abstractNumId w:val="28"/>
   </w:num>
-  <w:num w:numId="25" w16cid:durableId="1275753353">
-    <w:abstractNumId w:val="25"/>
+  <w:num w:numId="29" w16cid:durableId="1071194426">
+    <w:abstractNumId w:val="6"/>
   </w:num>
-  <w:num w:numId="26" w16cid:durableId="1796095768">
-    <w:abstractNumId w:val="11"/>
+  <w:num w:numId="30" w16cid:durableId="844588700">
+    <w:abstractNumId w:val="29"/>
   </w:num>
-  <w:num w:numId="27" w16cid:durableId="1308822567">
-    <w:abstractNumId w:val="18"/>
-  </w:num>
-  <w:num w:numId="28" w16cid:durableId="1533033184">
-    <w:abstractNumId w:val="26"/>
+  <w:num w:numId="31" w16cid:durableId="1547839607">
+    <w:abstractNumId w:val="3"/>
   </w:num>
 </w:numbering>
 </file>

--- a/DataMosiac_Group6_Report.docx
+++ b/DataMosiac_Group6_Report.docx
@@ -3,6 +3,243 @@
 <w:document xmlns:wpc="http://schemas.microsoft.com/office/word/2010/wordprocessingCanvas" xmlns:cx="http://schemas.microsoft.com/office/drawing/2014/chartex" xmlns:cx1="http://schemas.microsoft.com/office/drawing/2015/9/8/chartex" xmlns:cx2="http://schemas.microsoft.com/office/drawing/2015/10/21/chartex" xmlns:cx3="http://schemas.microsoft.com/office/drawing/2016/5/9/chartex" xmlns:cx4="http://schemas.microsoft.com/office/drawing/2016/5/10/chartex" xmlns:cx5="http://schemas.microsoft.com/office/drawing/2016/5/11/chartex" xmlns:cx6="http://schemas.microsoft.com/office/drawing/2016/5/12/chartex" xmlns:cx7="http://schemas.microsoft.com/office/drawing/2016/5/13/chartex" xmlns:cx8="http://schemas.microsoft.com/office/drawing/2016/5/14/chartex" xmlns:mc="http://schemas.openxmlformats.org/markup-compatibility/2006" xmlns:aink="http://schemas.microsoft.com/office/drawing/2016/ink" xmlns:am3d="http://schemas.microsoft.com/office/drawing/2017/model3d" xmlns:o="urn:schemas-microsoft-com:office:office" xmlns:oel="http://schemas.microsoft.com/office/2019/extlst" xmlns:r="http://schemas.openxmlformats.org/officeDocument/2006/relationships" xmlns:m="http://schemas.openxmlformats.org/officeDocument/2006/math" xmlns:v="urn:schemas-microsoft-com:vml" xmlns:wp14="http://schemas.microsoft.com/office/word/2010/wordprocessingDrawing" xmlns:wp="http://schemas.openxmlformats.org/drawingml/2006/wordprocessingDrawing" xmlns:w10="urn:schemas-microsoft-com:office:word" xmlns:w="http://schemas.openxmlformats.org/wordprocessingml/2006/main" xmlns:w14="http://schemas.microsoft.com/office/word/2010/wordml" xmlns:w15="http://schemas.microsoft.com/office/word/2012/wordml" xmlns:w16cex="http://schemas.microsoft.com/office/word/2018/wordml/cex" xmlns:w16cid="http://schemas.microsoft.com/office/word/2016/wordml/cid" xmlns:w16="http://schemas.microsoft.com/office/word/2018/wordml" xmlns:w16du="http://schemas.microsoft.com/office/word/2023/wordml/word16du" xmlns:w16sdtdh="http://schemas.microsoft.com/office/word/2020/wordml/sdtdatahash" xmlns:w16sdtfl="http://schemas.microsoft.com/office/word/2024/wordml/sdtformatlock" xmlns:w16se="http://schemas.microsoft.com/office/word/2015/wordml/symex" xmlns:wpg="http://schemas.microsoft.com/office/word/2010/wordprocessingGroup" xmlns:wpi="http://schemas.microsoft.com/office/word/2010/wordprocessingInk" xmlns:wne="http://schemas.microsoft.com/office/word/2006/wordml" xmlns:wps="http://schemas.microsoft.com/office/word/2010/wordprocessingShape" mc:Ignorable="w14 w15 w16se w16cid w16 w16cex w16sdtdh w16sdtfl w16du wp14">
   <w:body>
     <w:p/>
+    <w:p>
+      <w:r>
+        <w:rPr>
+          <w:noProof/>
+        </w:rPr>
+        <mc:AlternateContent>
+          <mc:Choice Requires="wps">
+            <w:drawing>
+              <wp:anchor distT="0" distB="0" distL="114300" distR="114300" simplePos="0" relativeHeight="251667456" behindDoc="0" locked="0" layoutInCell="1" allowOverlap="1" wp14:anchorId="664B33B3" wp14:editId="60350295">
+                <wp:simplePos x="0" y="0"/>
+                <wp:positionH relativeFrom="page">
+                  <wp:posOffset>230588</wp:posOffset>
+                </wp:positionH>
+                <wp:positionV relativeFrom="page">
+                  <wp:posOffset>7036904</wp:posOffset>
+                </wp:positionV>
+                <wp:extent cx="7315200" cy="1009650"/>
+                <wp:effectExtent l="0" t="0" r="0" b="0"/>
+                <wp:wrapSquare wrapText="bothSides"/>
+                <wp:docPr id="552281636" name="Text Box 161"/>
+                <wp:cNvGraphicFramePr/>
+                <a:graphic xmlns:a="http://schemas.openxmlformats.org/drawingml/2006/main">
+                  <a:graphicData uri="http://schemas.microsoft.com/office/word/2010/wordprocessingShape">
+                    <wps:wsp>
+                      <wps:cNvSpPr txBox="1"/>
+                      <wps:spPr>
+                        <a:xfrm>
+                          <a:off x="0" y="0"/>
+                          <a:ext cx="7315200" cy="1009650"/>
+                        </a:xfrm>
+                        <a:prstGeom prst="rect">
+                          <a:avLst/>
+                        </a:prstGeom>
+                        <a:noFill/>
+                        <a:ln w="6350">
+                          <a:noFill/>
+                        </a:ln>
+                        <a:effectLst/>
+                      </wps:spPr>
+                      <wps:style>
+                        <a:lnRef idx="0">
+                          <a:schemeClr val="accent1"/>
+                        </a:lnRef>
+                        <a:fillRef idx="0">
+                          <a:schemeClr val="accent1"/>
+                        </a:fillRef>
+                        <a:effectRef idx="0">
+                          <a:schemeClr val="accent1"/>
+                        </a:effectRef>
+                        <a:fontRef idx="minor">
+                          <a:schemeClr val="dk1"/>
+                        </a:fontRef>
+                      </wps:style>
+                      <wps:txbx>
+                        <w:txbxContent>
+                          <w:p>
+                            <w:pPr>
+                              <w:pStyle w:val="NoSpacing"/>
+                              <w:jc w:val="right"/>
+                              <w:rPr>
+                                <w:color w:val="156082" w:themeColor="accent1"/>
+                                <w:sz w:val="28"/>
+                                <w:szCs w:val="28"/>
+                              </w:rPr>
+                            </w:pPr>
+                            <w:r>
+                              <w:rPr>
+                                <w:color w:val="156082" w:themeColor="accent1"/>
+                                <w:sz w:val="28"/>
+                                <w:szCs w:val="28"/>
+                              </w:rPr>
+                              <w:t>Abstract</w:t>
+                            </w:r>
+                          </w:p>
+                          <w:sdt>
+                            <w:sdtPr>
+                              <w:rPr>
+                                <w:color w:val="595959" w:themeColor="text1" w:themeTint="A6"/>
+                                <w:sz w:val="20"/>
+                                <w:szCs w:val="20"/>
+                              </w:rPr>
+                              <w:alias w:val="Abstract"/>
+                              <w:tag w:val=""/>
+                              <w:id w:val="1837959642"/>
+                              <w:dataBinding w:prefixMappings="xmlns:ns0='http://schemas.microsoft.com/office/2006/coverPageProps' " w:xpath="/ns0:CoverPageProperties[1]/ns0:Abstract[1]" w:storeItemID="{55AF091B-3C7A-41E3-B477-F2FDAA23CFDA}"/>
+                              <w:text w:multiLine="1"/>
+                            </w:sdtPr>
+                            <w:sdtContent>
+                              <w:p>
+                                <w:pPr>
+                                  <w:pStyle w:val="NoSpacing"/>
+                                  <w:jc w:val="right"/>
+                                  <w:rPr>
+                                    <w:color w:val="595959" w:themeColor="text1" w:themeTint="A6"/>
+                                    <w:sz w:val="20"/>
+                                    <w:szCs w:val="20"/>
+                                  </w:rPr>
+                                </w:pPr>
+                                <w:r>
+                                  <w:rPr>
+                                    <w:color w:val="595959" w:themeColor="text1" w:themeTint="A6"/>
+                                    <w:sz w:val="20"/>
+                                    <w:szCs w:val="20"/>
+                                  </w:rPr>
+                                  <w:t xml:space="preserve">Crypto Currency data mosaic, sourcing data from </w:t>
+                                </w:r>
+                                <w:proofErr w:type="spellStart"/>
+                                <w:r>
+                                  <w:rPr>
+                                    <w:color w:val="595959" w:themeColor="text1" w:themeTint="A6"/>
+                                    <w:sz w:val="20"/>
+                                    <w:szCs w:val="20"/>
+                                  </w:rPr>
+                                  <w:t>well known</w:t>
+                                </w:r>
+                                <w:proofErr w:type="spellEnd"/>
+                                <w:r>
+                                  <w:rPr>
+                                    <w:color w:val="595959" w:themeColor="text1" w:themeTint="A6"/>
+                                    <w:sz w:val="20"/>
+                                    <w:szCs w:val="20"/>
+                                  </w:rPr>
+                                  <w:t xml:space="preserve"> sources. Providing insights and charts to showcase trends </w:t>
+                                </w:r>
+                              </w:p>
+                            </w:sdtContent>
+                          </w:sdt>
+                        </w:txbxContent>
+                      </wps:txbx>
+                      <wps:bodyPr rot="0" spcFirstLastPara="0" vertOverflow="overflow" horzOverflow="overflow" vert="horz" wrap="square" lIns="1600200" tIns="0" rIns="685800" bIns="0" numCol="1" spcCol="0" rtlCol="0" fromWordArt="0" anchor="t" anchorCtr="0" forceAA="0" compatLnSpc="1">
+                        <a:prstTxWarp prst="textNoShape">
+                          <a:avLst/>
+                        </a:prstTxWarp>
+                        <a:spAutoFit/>
+                      </wps:bodyPr>
+                    </wps:wsp>
+                  </a:graphicData>
+                </a:graphic>
+                <wp14:sizeRelH relativeFrom="page">
+                  <wp14:pctWidth>94100</wp14:pctWidth>
+                </wp14:sizeRelH>
+                <wp14:sizeRelV relativeFrom="page">
+                  <wp14:pctHeight>10000</wp14:pctHeight>
+                </wp14:sizeRelV>
+              </wp:anchor>
+            </w:drawing>
+          </mc:Choice>
+          <mc:Fallback>
+            <w:pict>
+              <v:shapetype w14:anchorId="664B33B3" id="_x0000_t202" coordsize="21600,21600" o:spt="202" path="m,l,21600r21600,l21600,xe">
+                <v:stroke joinstyle="miter"/>
+                <v:path gradientshapeok="t" o:connecttype="rect"/>
+              </v:shapetype>
+              <v:shape id="Text Box 161" o:spid="_x0000_s1026" type="#_x0000_t202" style="position:absolute;margin-left:18.15pt;margin-top:554.1pt;width:8in;height:79.5pt;z-index:251667456;visibility:visible;mso-wrap-style:square;mso-width-percent:941;mso-height-percent:100;mso-wrap-distance-left:9pt;mso-wrap-distance-top:0;mso-wrap-distance-right:9pt;mso-wrap-distance-bottom:0;mso-position-horizontal:absolute;mso-position-horizontal-relative:page;mso-position-vertical:absolute;mso-position-vertical-relative:page;mso-width-percent:941;mso-height-percent:100;mso-width-relative:page;mso-height-relative:page;v-text-anchor:top" o:gfxdata="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" filled="f" stroked="f" strokeweight=".5pt">
+                <v:textbox style="mso-fit-shape-to-text:t" inset="126pt,0,54pt,0">
+                  <w:txbxContent>
+                    <w:p>
+                      <w:pPr>
+                        <w:pStyle w:val="NoSpacing"/>
+                        <w:jc w:val="right"/>
+                        <w:rPr>
+                          <w:color w:val="156082" w:themeColor="accent1"/>
+                          <w:sz w:val="28"/>
+                          <w:szCs w:val="28"/>
+                        </w:rPr>
+                      </w:pPr>
+                      <w:r>
+                        <w:rPr>
+                          <w:color w:val="156082" w:themeColor="accent1"/>
+                          <w:sz w:val="28"/>
+                          <w:szCs w:val="28"/>
+                        </w:rPr>
+                        <w:t>Abstract</w:t>
+                      </w:r>
+                    </w:p>
+                    <w:sdt>
+                      <w:sdtPr>
+                        <w:rPr>
+                          <w:color w:val="595959" w:themeColor="text1" w:themeTint="A6"/>
+                          <w:sz w:val="20"/>
+                          <w:szCs w:val="20"/>
+                        </w:rPr>
+                        <w:alias w:val="Abstract"/>
+                        <w:tag w:val=""/>
+                        <w:id w:val="1837959642"/>
+                        <w:dataBinding w:prefixMappings="xmlns:ns0='http://schemas.microsoft.com/office/2006/coverPageProps' " w:xpath="/ns0:CoverPageProperties[1]/ns0:Abstract[1]" w:storeItemID="{55AF091B-3C7A-41E3-B477-F2FDAA23CFDA}"/>
+                        <w:text w:multiLine="1"/>
+                      </w:sdtPr>
+                      <w:sdtContent>
+                        <w:p>
+                          <w:pPr>
+                            <w:pStyle w:val="NoSpacing"/>
+                            <w:jc w:val="right"/>
+                            <w:rPr>
+                              <w:color w:val="595959" w:themeColor="text1" w:themeTint="A6"/>
+                              <w:sz w:val="20"/>
+                              <w:szCs w:val="20"/>
+                            </w:rPr>
+                          </w:pPr>
+                          <w:r>
+                            <w:rPr>
+                              <w:color w:val="595959" w:themeColor="text1" w:themeTint="A6"/>
+                              <w:sz w:val="20"/>
+                              <w:szCs w:val="20"/>
+                            </w:rPr>
+                            <w:t xml:space="preserve">Crypto Currency data mosaic, sourcing data from </w:t>
+                          </w:r>
+                          <w:proofErr w:type="spellStart"/>
+                          <w:r>
+                            <w:rPr>
+                              <w:color w:val="595959" w:themeColor="text1" w:themeTint="A6"/>
+                              <w:sz w:val="20"/>
+                              <w:szCs w:val="20"/>
+                            </w:rPr>
+                            <w:t>well known</w:t>
+                          </w:r>
+                          <w:proofErr w:type="spellEnd"/>
+                          <w:r>
+                            <w:rPr>
+                              <w:color w:val="595959" w:themeColor="text1" w:themeTint="A6"/>
+                              <w:sz w:val="20"/>
+                              <w:szCs w:val="20"/>
+                            </w:rPr>
+                            <w:t xml:space="preserve"> sources. Providing insights and charts to showcase trends </w:t>
+                          </w:r>
+                        </w:p>
+                      </w:sdtContent>
+                    </w:sdt>
+                  </w:txbxContent>
+                </v:textbox>
+                <w10:wrap type="square" anchorx="page" anchory="page"/>
+              </v:shape>
+            </w:pict>
+          </mc:Fallback>
+        </mc:AlternateContent>
+      </w:r>
+    </w:p>
     <w:sdt>
       <w:sdtPr>
         <w:id w:val="-1715494890"/>
@@ -362,11 +599,7 @@
               </mc:Choice>
               <mc:Fallback>
                 <w:pict>
-                  <v:shapetype w14:anchorId="55F66AC1" id="_x0000_t202" coordsize="21600,21600" o:spt="202" path="m,l,21600r21600,l21600,xe">
-                    <v:stroke joinstyle="miter"/>
-                    <v:path gradientshapeok="t" o:connecttype="rect"/>
-                  </v:shapetype>
-                  <v:shape id="Text Box 159" o:spid="_x0000_s1026" type="#_x0000_t202" style="position:absolute;margin-left:0;margin-top:0;width:8in;height:1in;z-index:251659264;visibility:visible;mso-wrap-style:square;mso-width-percent:941;mso-height-percent:92;mso-top-percent:818;mso-wrap-distance-left:9pt;mso-wrap-distance-top:0;mso-wrap-distance-right:9pt;mso-wrap-distance-bottom:0;mso-position-horizontal:center;mso-position-horizontal-relative:page;mso-position-vertical-relative:page;mso-width-percent:941;mso-height-percent:92;mso-top-percent:818;mso-width-relative:page;mso-height-relative:page;v-text-anchor:bottom" o:gfxdata="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" filled="f" stroked="f" strokeweight=".5pt">
+                  <v:shape w14:anchorId="55F66AC1" id="Text Box 159" o:spid="_x0000_s1027" type="#_x0000_t202" style="position:absolute;margin-left:0;margin-top:0;width:8in;height:1in;z-index:251659264;visibility:visible;mso-wrap-style:square;mso-width-percent:941;mso-height-percent:92;mso-top-percent:818;mso-wrap-distance-left:9pt;mso-wrap-distance-top:0;mso-wrap-distance-right:9pt;mso-wrap-distance-bottom:0;mso-position-horizontal:center;mso-position-horizontal-relative:page;mso-position-vertical-relative:page;mso-width-percent:941;mso-height-percent:92;mso-top-percent:818;mso-width-relative:page;mso-height-relative:page;v-text-anchor:bottom" o:gfxdata="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" filled="f" stroked="f" strokeweight=".5pt">
                     <v:textbox inset="126pt,0,54pt,0">
                       <w:txbxContent>
                         <w:p>
@@ -403,7 +636,7 @@
             <mc:AlternateContent>
               <mc:Choice Requires="wps">
                 <w:drawing>
-                  <wp:anchor distT="0" distB="0" distL="114300" distR="114300" simplePos="0" relativeHeight="251660288" behindDoc="0" locked="0" layoutInCell="1" allowOverlap="1" wp14:anchorId="2DD2C7C1" wp14:editId="2E55E8F4">
+                  <wp:anchor distT="0" distB="0" distL="114300" distR="114300" simplePos="0" relativeHeight="251660288" behindDoc="0" locked="0" layoutInCell="1" allowOverlap="1" wp14:anchorId="2DD2C7C1" wp14:editId="22DA3E38">
                     <wp:simplePos x="0" y="0"/>
                     <wp:positionH relativeFrom="page">
                       <wp:align>center</wp:align>
@@ -553,7 +786,7 @@
               </mc:Choice>
               <mc:Fallback>
                 <w:pict>
-                  <v:shape w14:anchorId="2DD2C7C1" id="Text Box 161" o:spid="_x0000_s1027" type="#_x0000_t202" style="position:absolute;margin-left:0;margin-top:0;width:8in;height:79.5pt;z-index:251660288;visibility:visible;mso-wrap-style:square;mso-width-percent:941;mso-height-percent:100;mso-top-percent:700;mso-wrap-distance-left:9pt;mso-wrap-distance-top:0;mso-wrap-distance-right:9pt;mso-wrap-distance-bottom:0;mso-position-horizontal:center;mso-position-horizontal-relative:page;mso-position-vertical-relative:page;mso-width-percent:941;mso-height-percent:100;mso-top-percent:700;mso-width-relative:page;mso-height-relative:page;v-text-anchor:top" o:gfxdata="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" filled="f" stroked="f" strokeweight=".5pt">
+                  <v:shape w14:anchorId="2DD2C7C1" id="_x0000_s1028" type="#_x0000_t202" style="position:absolute;margin-left:0;margin-top:0;width:8in;height:79.5pt;z-index:251660288;visibility:visible;mso-wrap-style:square;mso-width-percent:941;mso-height-percent:100;mso-top-percent:700;mso-wrap-distance-left:9pt;mso-wrap-distance-top:0;mso-wrap-distance-right:9pt;mso-wrap-distance-bottom:0;mso-position-horizontal:center;mso-position-horizontal-relative:page;mso-position-vertical-relative:page;mso-width-percent:941;mso-height-percent:100;mso-top-percent:700;mso-width-relative:page;mso-height-relative:page;v-text-anchor:top" o:gfxdata="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" filled="f" stroked="f" strokeweight=".5pt">
                     <v:textbox style="mso-fit-shape-to-text:t" inset="126pt,0,54pt,0">
                       <w:txbxContent>
                         <w:p>
@@ -643,7 +876,7 @@
             <mc:AlternateContent>
               <mc:Choice Requires="wps">
                 <w:drawing>
-                  <wp:anchor distT="0" distB="0" distL="114300" distR="114300" simplePos="0" relativeHeight="251658240" behindDoc="0" locked="0" layoutInCell="1" allowOverlap="1" wp14:anchorId="3964BC16" wp14:editId="36C8AEAC">
+                  <wp:anchor distT="0" distB="0" distL="114300" distR="114300" simplePos="0" relativeHeight="251658240" behindDoc="0" locked="0" layoutInCell="1" allowOverlap="1" wp14:anchorId="3964BC16" wp14:editId="703801C2">
                     <wp:simplePos x="0" y="0"/>
                     <wp:positionH relativeFrom="page">
                       <wp:align>center</wp:align>
@@ -797,7 +1030,7 @@
               </mc:Choice>
               <mc:Fallback>
                 <w:pict>
-                  <v:shape w14:anchorId="3964BC16" id="Text Box 163" o:spid="_x0000_s1028" type="#_x0000_t202" style="position:absolute;margin-left:0;margin-top:0;width:8in;height:286.5pt;z-index:251658240;visibility:visible;mso-wrap-style:square;mso-width-percent:941;mso-height-percent:363;mso-top-percent:300;mso-wrap-distance-left:9pt;mso-wrap-distance-top:0;mso-wrap-distance-right:9pt;mso-wrap-distance-bottom:0;mso-position-horizontal:center;mso-position-horizontal-relative:page;mso-position-vertical-relative:page;mso-width-percent:941;mso-height-percent:363;mso-top-percent:300;mso-width-relative:page;mso-height-relative:page;v-text-anchor:bottom" o:gfxdata="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" filled="f" stroked="f" strokeweight=".5pt">
+                  <v:shape w14:anchorId="3964BC16" id="Text Box 163" o:spid="_x0000_s1029" type="#_x0000_t202" style="position:absolute;margin-left:0;margin-top:0;width:8in;height:286.5pt;z-index:251658240;visibility:visible;mso-wrap-style:square;mso-width-percent:941;mso-height-percent:363;mso-top-percent:300;mso-wrap-distance-left:9pt;mso-wrap-distance-top:0;mso-wrap-distance-right:9pt;mso-wrap-distance-bottom:0;mso-position-horizontal:center;mso-position-horizontal-relative:page;mso-position-vertical-relative:page;mso-width-percent:941;mso-height-percent:363;mso-top-percent:300;mso-width-relative:page;mso-height-relative:page;v-text-anchor:bottom" o:gfxdata="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" filled="f" stroked="f" strokeweight=".5pt">
                     <v:textbox inset="126pt,0,54pt,0">
                       <w:txbxContent>
                         <w:p>
@@ -1005,7 +1238,7 @@
               </mc:Choice>
               <mc:Fallback>
                 <w:pict>
-                  <v:shape w14:anchorId="569CC129" id="_x0000_s1029" type="#_x0000_t202" style="position:absolute;margin-left:18.2pt;margin-top:667.4pt;width:8in;height:1in;z-index:251665408;visibility:visible;mso-wrap-style:square;mso-width-percent:941;mso-height-percent:92;mso-wrap-distance-left:9pt;mso-wrap-distance-top:0;mso-wrap-distance-right:9pt;mso-wrap-distance-bottom:0;mso-position-horizontal:absolute;mso-position-horizontal-relative:page;mso-position-vertical:absolute;mso-position-vertical-relative:page;mso-width-percent:941;mso-height-percent:92;mso-width-relative:page;mso-height-relative:page;v-text-anchor:bottom" o:gfxdata="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" filled="f" stroked="f" strokeweight=".5pt">
+                  <v:shape w14:anchorId="569CC129" id="_x0000_s1030" type="#_x0000_t202" style="position:absolute;margin-left:18.2pt;margin-top:667.4pt;width:8in;height:1in;z-index:251665408;visibility:visible;mso-wrap-style:square;mso-width-percent:941;mso-height-percent:92;mso-wrap-distance-left:9pt;mso-wrap-distance-top:0;mso-wrap-distance-right:9pt;mso-wrap-distance-bottom:0;mso-position-horizontal:absolute;mso-position-horizontal-relative:page;mso-position-vertical:absolute;mso-position-vertical-relative:page;mso-width-percent:941;mso-height-percent:92;mso-width-relative:page;mso-height-relative:page;v-text-anchor:bottom" o:gfxdata="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" filled="f" stroked="f" strokeweight=".5pt">
                     <v:textbox inset="126pt,0,54pt,0">
                       <w:txbxContent>
                         <w:p>
@@ -1577,7 +1810,7 @@
                 <w:noProof/>
                 <w:webHidden/>
               </w:rPr>
-              <w:t>7</w:t>
+              <w:t>8</w:t>
             </w:r>
             <w:r>
               <w:rPr>
@@ -1647,7 +1880,7 @@
                 <w:noProof/>
                 <w:webHidden/>
               </w:rPr>
-              <w:t>7</w:t>
+              <w:t>8</w:t>
             </w:r>
             <w:r>
               <w:rPr>
@@ -1923,7 +2156,7 @@
                 <w:noProof/>
                 <w:webHidden/>
               </w:rPr>
-              <w:t>9</w:t>
+              <w:t>10</w:t>
             </w:r>
             <w:r>
               <w:rPr>
@@ -1991,7 +2224,7 @@
                 <w:noProof/>
                 <w:webHidden/>
               </w:rPr>
-              <w:t>10</w:t>
+              <w:t>11</w:t>
             </w:r>
             <w:r>
               <w:rPr>
@@ -2059,7 +2292,7 @@
                 <w:noProof/>
                 <w:webHidden/>
               </w:rPr>
-              <w:t>10</w:t>
+              <w:t>11</w:t>
             </w:r>
             <w:r>
               <w:rPr>
@@ -2127,7 +2360,7 @@
                 <w:noProof/>
                 <w:webHidden/>
               </w:rPr>
-              <w:t>11</w:t>
+              <w:t>12</w:t>
             </w:r>
             <w:r>
               <w:rPr>
@@ -2577,6 +2810,69 @@
       <w:pPr>
         <w:pStyle w:val="NoSpacing"/>
         <w:rPr>
+          <w:lang w:val="en-PK"/>
+        </w:rPr>
+      </w:pPr>
+    </w:p>
+    <w:p>
+      <w:pPr>
+        <w:pStyle w:val="NoSpacing"/>
+        <w:rPr>
+          <w:lang w:val="en-PK"/>
+        </w:rPr>
+      </w:pPr>
+      <w:proofErr w:type="spellStart"/>
+      <w:r>
+        <w:rPr>
+          <w:rStyle w:val="Heading2Char"/>
+        </w:rPr>
+        <w:t>Github</w:t>
+      </w:r>
+      <w:proofErr w:type="spellEnd"/>
+      <w:r>
+        <w:rPr>
+          <w:rStyle w:val="Heading2Char"/>
+        </w:rPr>
+        <w:t xml:space="preserve"> Repo</w:t>
+      </w:r>
+      <w:r>
+        <w:rPr>
+          <w:b/>
+          <w:bCs/>
+          <w:lang w:val="en-PK"/>
+        </w:rPr>
+        <w:br/>
+      </w:r>
+      <w:hyperlink r:id="rId7" w:history="1">
+        <w:r>
+          <w:rPr>
+            <w:rStyle w:val="Hyperlink"/>
+            <w:lang w:val="en-PK"/>
+          </w:rPr>
+          <w:t xml:space="preserve">Data </w:t>
+        </w:r>
+        <w:proofErr w:type="spellStart"/>
+        <w:r>
+          <w:rPr>
+            <w:rStyle w:val="Hyperlink"/>
+            <w:lang w:val="en-PK"/>
+          </w:rPr>
+          <w:t>Mosiac</w:t>
+        </w:r>
+        <w:proofErr w:type="spellEnd"/>
+        <w:r>
+          <w:rPr>
+            <w:rStyle w:val="Hyperlink"/>
+            <w:lang w:val="en-PK"/>
+          </w:rPr>
+          <w:t xml:space="preserve"> Data Engineering Group 6</w:t>
+        </w:r>
+      </w:hyperlink>
+    </w:p>
+    <w:p>
+      <w:pPr>
+        <w:pStyle w:val="NoSpacing"/>
+        <w:rPr>
           <w:rFonts w:eastAsiaTheme="majorEastAsia"/>
         </w:rPr>
       </w:pPr>
@@ -2815,7 +3111,25 @@
           <w:szCs w:val="22"/>
           <w:lang w:val="en-PK"/>
         </w:rPr>
-        <w:t>Reddit posts discussing particular coins, public opinion).</w:t>
+        <w:t xml:space="preserve">Reddit posts discussing </w:t>
+      </w:r>
+      <w:proofErr w:type="gramStart"/>
+      <w:r>
+        <w:rPr>
+          <w:sz w:val="22"/>
+          <w:szCs w:val="22"/>
+          <w:lang w:val="en-PK"/>
+        </w:rPr>
+        <w:t>particular coins</w:t>
+      </w:r>
+      <w:proofErr w:type="gramEnd"/>
+      <w:r>
+        <w:rPr>
+          <w:sz w:val="22"/>
+          <w:szCs w:val="22"/>
+          <w:lang w:val="en-PK"/>
+        </w:rPr>
+        <w:t>, public opinion).</w:t>
       </w:r>
     </w:p>
     <w:p>
@@ -3153,7 +3467,7 @@
           <w:lang w:val="en-PK"/>
         </w:rPr>
       </w:pPr>
-      <w:hyperlink r:id="rId7" w:tgtFrame="_new" w:history="1">
+      <w:hyperlink r:id="rId8" w:tgtFrame="_new" w:history="1">
         <w:r>
           <w:rPr>
             <w:rStyle w:val="Hyperlink"/>
@@ -3179,7 +3493,7 @@
           <w:lang w:val="en-PK"/>
         </w:rPr>
       </w:pPr>
-      <w:hyperlink r:id="rId8" w:tgtFrame="_new" w:history="1">
+      <w:hyperlink r:id="rId9" w:tgtFrame="_new" w:history="1">
         <w:r>
           <w:rPr>
             <w:rStyle w:val="Hyperlink"/>
@@ -3723,6 +4037,7 @@
         <w:t>: Google often blocked large requests, so we spaced out requests with a 3-minute sleep (</w:t>
       </w:r>
       <w:proofErr w:type="spellStart"/>
+      <w:proofErr w:type="gramStart"/>
       <w:r>
         <w:rPr>
           <w:lang w:val="en-PK"/>
@@ -3730,6 +4045,7 @@
         <w:t>time.sleep</w:t>
       </w:r>
       <w:proofErr w:type="spellEnd"/>
+      <w:proofErr w:type="gramEnd"/>
       <w:r>
         <w:rPr>
           <w:lang w:val="en-PK"/>
@@ -4049,7 +4365,7 @@
                     <pic:cNvPicPr/>
                   </pic:nvPicPr>
                   <pic:blipFill>
-                    <a:blip r:embed="rId9">
+                    <a:blip r:embed="rId10">
                       <a:extLst>
                         <a:ext uri="{28A0092B-C50C-407E-A947-70E740481C1C}">
                           <a14:useLocalDpi xmlns:a14="http://schemas.microsoft.com/office/drawing/2010/main" val="0"/>
@@ -4273,7 +4589,7 @@
                     <pic:cNvPicPr/>
                   </pic:nvPicPr>
                   <pic:blipFill>
-                    <a:blip r:embed="rId10">
+                    <a:blip r:embed="rId11">
                       <a:extLst>
                         <a:ext uri="{28A0092B-C50C-407E-A947-70E740481C1C}">
                           <a14:useLocalDpi xmlns:a14="http://schemas.microsoft.com/office/drawing/2010/main" val="0"/>
@@ -4434,7 +4750,7 @@
                     <pic:cNvPicPr/>
                   </pic:nvPicPr>
                   <pic:blipFill>
-                    <a:blip r:embed="rId11" cstate="print">
+                    <a:blip r:embed="rId12" cstate="print">
                       <a:extLst>
                         <a:ext uri="{28A0092B-C50C-407E-A947-70E740481C1C}">
                           <a14:useLocalDpi xmlns:a14="http://schemas.microsoft.com/office/drawing/2010/main" val="0"/>
@@ -4682,7 +4998,7 @@
                     <pic:cNvPicPr/>
                   </pic:nvPicPr>
                   <pic:blipFill>
-                    <a:blip r:embed="rId12"/>
+                    <a:blip r:embed="rId13"/>
                     <a:stretch>
                       <a:fillRect/>
                     </a:stretch>
@@ -5564,7 +5880,21 @@
               <w:rPr>
                 <w:lang w:val="en-PK"/>
               </w:rPr>
-              <w:t>Potential for partial or incomplete data if time-limited.</w:t>
+              <w:t xml:space="preserve">Potential for partial or incomplete data if </w:t>
+            </w:r>
+            <w:proofErr w:type="gramStart"/>
+            <w:r>
+              <w:rPr>
+                <w:lang w:val="en-PK"/>
+              </w:rPr>
+              <w:t>time-limited</w:t>
+            </w:r>
+            <w:proofErr w:type="gramEnd"/>
+            <w:r>
+              <w:rPr>
+                <w:lang w:val="en-PK"/>
+              </w:rPr>
+              <w:t>.</w:t>
             </w:r>
           </w:p>
         </w:tc>
@@ -5877,7 +6207,7 @@
                     <pic:cNvPicPr/>
                   </pic:nvPicPr>
                   <pic:blipFill>
-                    <a:blip r:embed="rId13"/>
+                    <a:blip r:embed="rId14"/>
                     <a:stretch>
                       <a:fillRect/>
                     </a:stretch>
@@ -5944,7 +6274,7 @@
                     <pic:cNvPicPr/>
                   </pic:nvPicPr>
                   <pic:blipFill>
-                    <a:blip r:embed="rId14"/>
+                    <a:blip r:embed="rId15"/>
                     <a:stretch>
                       <a:fillRect/>
                     </a:stretch>
@@ -6001,7 +6331,7 @@
                     <pic:cNvPicPr/>
                   </pic:nvPicPr>
                   <pic:blipFill>
-                    <a:blip r:embed="rId15"/>
+                    <a:blip r:embed="rId16"/>
                     <a:stretch>
                       <a:fillRect/>
                     </a:stretch>
@@ -6044,7 +6374,23 @@
           <w:sz w:val="22"/>
           <w:szCs w:val="22"/>
         </w:rPr>
-        <w:t>A snapshot showing each ticker’s mean, minimum, and maximum prices over the queried timeframe.</w:t>
+        <w:t xml:space="preserve">A snapshot showing each ticker’s </w:t>
+      </w:r>
+      <w:proofErr w:type="gramStart"/>
+      <w:r>
+        <w:rPr>
+          <w:sz w:val="22"/>
+          <w:szCs w:val="22"/>
+        </w:rPr>
+        <w:t>mean</w:t>
+      </w:r>
+      <w:proofErr w:type="gramEnd"/>
+      <w:r>
+        <w:rPr>
+          <w:sz w:val="22"/>
+          <w:szCs w:val="22"/>
+        </w:rPr>
+        <w:t>, minimum, and maximum prices over the queried timeframe.</w:t>
       </w:r>
     </w:p>
     <w:p>
@@ -6068,7 +6414,7 @@
                     <pic:cNvPicPr/>
                   </pic:nvPicPr>
                   <pic:blipFill>
-                    <a:blip r:embed="rId16"/>
+                    <a:blip r:embed="rId17"/>
                     <a:stretch>
                       <a:fillRect/>
                     </a:stretch>
@@ -6134,7 +6480,7 @@
                     <pic:cNvPicPr/>
                   </pic:nvPicPr>
                   <pic:blipFill>
-                    <a:blip r:embed="rId17"/>
+                    <a:blip r:embed="rId18"/>
                     <a:stretch>
                       <a:fillRect/>
                     </a:stretch>
@@ -6202,7 +6548,7 @@
                     <pic:cNvPicPr/>
                   </pic:nvPicPr>
                   <pic:blipFill>
-                    <a:blip r:embed="rId18"/>
+                    <a:blip r:embed="rId19"/>
                     <a:stretch>
                       <a:fillRect/>
                     </a:stretch>
